--- a/applications/gadfly/documents/gadfly_word.docx
+++ b/applications/gadfly/documents/gadfly_word.docx
@@ -4,7 +4,7 @@
   <w:body>
     <w:p>
       <w:pPr>
-        <w:spacing w:after="80" w:before="0" w:line="288" w:lineRule="auto"/>
+        <w:spacing w:after="80"/>
         <w:jc w:val="center"/>
       </w:pPr>
       <w:r>
@@ -15,28 +15,12 @@
           <w:color w:val="0D6E6E"/>
           <w:sz w:val="24"/>
         </w:rPr>
-        <w:t>The Gadfly Project Custom Web Application Grant 2026</w:t>
+        <w:t>The Gadfly Project — Custom Web Application Grant 2026</w:t>
       </w:r>
     </w:p>
     <w:p>
       <w:pPr>
-        <w:spacing w:after="240" w:before="0" w:line="288" w:lineRule="auto"/>
-        <w:jc w:val="center"/>
-      </w:pPr>
-      <w:r>
-        <w:rPr>
-          <w:rFonts w:ascii="Calibri" w:hAnsi="Calibri" w:eastAsia="Calibri"/>
-          <w:b w:val="0"/>
-          <w:i w:val="0"/>
-          <w:color w:val="3A4A54"/>
-          <w:sz w:val="22"/>
-        </w:rPr>
-        <w:t>Win-Win Application Pack</w:t>
-      </w:r>
-    </w:p>
-    <w:p>
-      <w:pPr>
-        <w:spacing w:after="80" w:before="0" w:line="288" w:lineRule="auto"/>
+        <w:spacing w:after="80"/>
         <w:jc w:val="center"/>
       </w:pPr>
       <w:r>
@@ -47,28 +31,28 @@
           <w:color w:val="0A1F2E"/>
           <w:sz w:val="44"/>
         </w:rPr>
-        <w:t>Build FCHIP Community Capture &amp; Partner Dashboards</w:t>
+        <w:t>FCHIP Pilot Build — Community Health Data Platform</w:t>
       </w:r>
     </w:p>
     <w:p>
       <w:pPr>
-        <w:spacing w:after="80" w:before="0" w:line="288" w:lineRule="auto"/>
+        <w:spacing w:after="120"/>
         <w:jc w:val="center"/>
       </w:pPr>
       <w:r>
         <w:rPr>
           <w:rFonts w:ascii="Calibri" w:hAnsi="Calibri" w:eastAsia="Calibri"/>
-          <w:b/>
+          <w:b w:val="0"/>
           <w:i/>
           <w:color w:val="C45C26"/>
-          <w:sz w:val="24"/>
+          <w:sz w:val="26"/>
         </w:rPr>
-        <w:t>In-kind software development that expands community health impact</w:t>
+        <w:t>In-kind engineering scope for CHW capture, sync, and dashboards</w:t>
       </w:r>
     </w:p>
     <w:p>
       <w:pPr>
-        <w:spacing w:after="200" w:before="0" w:line="288" w:lineRule="auto"/>
+        <w:spacing w:after="240"/>
         <w:jc w:val="center"/>
       </w:pPr>
       <w:r>
@@ -84,13 +68,12 @@
     </w:p>
     <w:p>
       <w:pPr>
-        <w:spacing w:before="80" w:after="40"/>
         <w:jc w:val="center"/>
       </w:pPr>
       <w:r>
         <w:drawing>
           <wp:inline xmlns:a="http://schemas.openxmlformats.org/drawingml/2006/main" xmlns:pic="http://schemas.openxmlformats.org/drawingml/2006/picture">
-            <wp:extent cx="5205224" cy="2926079"/>
+            <wp:extent cx="5486400" cy="3084141"/>
             <wp:docPr id="1" name="Picture 1"/>
             <wp:cNvGraphicFramePr>
               <a:graphicFrameLocks noChangeAspect="1"/>
@@ -111,7 +94,7 @@
                   <pic:spPr>
                     <a:xfrm>
                       <a:off x="0" y="0"/>
-                      <a:ext cx="5205224" cy="2926079"/>
+                      <a:ext cx="5486400" cy="3084141"/>
                     </a:xfrm>
                     <a:prstGeom prst="rect"/>
                   </pic:spPr>
@@ -124,7 +107,7 @@
     </w:p>
     <w:p>
       <w:pPr>
-        <w:spacing w:after="200" w:before="40" w:line="288" w:lineRule="auto"/>
+        <w:spacing w:after="200"/>
         <w:jc w:val="center"/>
       </w:pPr>
       <w:r>
@@ -135,7 +118,59 @@
           <w:color w:val="3A4A54"/>
           <w:sz w:val="18"/>
         </w:rPr>
-        <w:t>FairBanks Community Reach — Health for All — Obulamu eri Bonna · Afya kwa Wote · Oburamu bwa Boona</w:t>
+        <w:t>FairBanks Community Reach — field operations that need a digital backbone</w:t>
+      </w:r>
+    </w:p>
+    <w:p>
+      <w:r>
+        <w:br w:type="page"/>
+      </w:r>
+    </w:p>
+    <w:p>
+      <w:pPr>
+        <w:spacing w:before="280" w:after="120"/>
+      </w:pPr>
+      <w:r>
+        <w:rPr>
+          <w:rFonts w:ascii="Calibri" w:hAnsi="Calibri" w:eastAsia="Calibri"/>
+          <w:b/>
+          <w:i w:val="0"/>
+          <w:color w:val="0A1F2E"/>
+          <w:sz w:val="40"/>
+        </w:rPr>
+        <w:t>1. Engineering overview</w:t>
+      </w:r>
+    </w:p>
+    <w:p>
+      <w:pPr>
+        <w:spacing w:after="160"/>
+        <w:jc w:val="left"/>
+      </w:pPr>
+      <w:r>
+        <w:rPr>
+          <w:rFonts w:ascii="Calibri" w:hAnsi="Calibri" w:eastAsia="Calibri"/>
+          <w:b w:val="0"/>
+          <w:i w:val="0"/>
+          <w:color w:val="1E2F38"/>
+          <w:sz w:val="22"/>
+        </w:rPr>
+        <w:t>FairBanks runs a medical centre and active community outreach across Kampala-area communities. Community Health Workers and Village Health Teams collect vital signs, screening results, and referral notes every week — mostly on paper. That data rarely reaches a shared system in time to prevent outbreaks, flag high-risk pregnancies, or plan medicine stock.</w:t>
+      </w:r>
+    </w:p>
+    <w:p>
+      <w:pPr>
+        <w:spacing w:after="160"/>
+        <w:jc w:val="left"/>
+      </w:pPr>
+      <w:r>
+        <w:rPr>
+          <w:rFonts w:ascii="Calibri" w:hAnsi="Calibri" w:eastAsia="Calibri"/>
+          <w:b w:val="0"/>
+          <w:i w:val="0"/>
+          <w:color w:val="1E2F38"/>
+          <w:sz w:val="22"/>
+        </w:rPr>
+        <w:t>FairBanks Community Health Intelligence Platform (FCHIP) is the digital layer on our community health cascade: offline mobile capture in the field, secure sync to the cloud, and dashboards that turn community signals into early warnings. We are not asking Gadfly for cash. We are asking for professional in-kind development to build the pilot product FairBanks can run, own, and hand to partners.</w:t>
       </w:r>
     </w:p>
     <w:tbl>
@@ -147,6 +182,873 @@
       <w:tblGrid>
         <w:gridCol w:w="4896"/>
         <w:gridCol w:w="4896"/>
+      </w:tblGrid>
+      <w:tr>
+        <w:tc>
+          <w:tcPr>
+            <w:tcW w:type="dxa" w:w="2160"/>
+            <w:shd w:fill="0D6E6E"/>
+            <w:tcBorders>
+              <w:top w:val="single" w:sz="8" w:color="0D6E6E"/>
+              <w:left w:val="single" w:sz="8" w:color="0D6E6E"/>
+              <w:bottom w:val="single" w:sz="8" w:color="0D6E6E"/>
+              <w:right w:val="single" w:sz="8" w:color="0D6E6E"/>
+            </w:tcBorders>
+          </w:tcPr>
+          <w:p>
+            <w:r/>
+            <w:r>
+              <w:rPr>
+                <w:rFonts w:ascii="Calibri" w:hAnsi="Calibri" w:eastAsia="Calibri"/>
+                <w:b/>
+                <w:i w:val="0"/>
+                <w:color w:val="FFFFFF"/>
+                <w:sz w:val="20"/>
+              </w:rPr>
+              <w:t>Party</w:t>
+            </w:r>
+          </w:p>
+        </w:tc>
+        <w:tc>
+          <w:tcPr>
+            <w:tcW w:type="dxa" w:w="7056"/>
+            <w:shd w:fill="0D6E6E"/>
+            <w:tcBorders>
+              <w:top w:val="single" w:sz="8" w:color="0D6E6E"/>
+              <w:left w:val="single" w:sz="8" w:color="0D6E6E"/>
+              <w:bottom w:val="single" w:sz="8" w:color="0D6E6E"/>
+              <w:right w:val="single" w:sz="8" w:color="0D6E6E"/>
+            </w:tcBorders>
+          </w:tcPr>
+          <w:p>
+            <w:r/>
+            <w:r>
+              <w:rPr>
+                <w:rFonts w:ascii="Calibri" w:hAnsi="Calibri" w:eastAsia="Calibri"/>
+                <w:b/>
+                <w:i w:val="0"/>
+                <w:color w:val="FFFFFF"/>
+                <w:sz w:val="20"/>
+              </w:rPr>
+              <w:t>Value</w:t>
+            </w:r>
+          </w:p>
+        </w:tc>
+      </w:tr>
+      <w:tr>
+        <w:tc>
+          <w:tcPr>
+            <w:tcW w:type="dxa" w:w="2160"/>
+            <w:tcBorders>
+              <w:top w:val="single" w:sz="8" w:color="D0DCDC"/>
+              <w:left w:val="single" w:sz="8" w:color="D0DCDC"/>
+              <w:bottom w:val="single" w:sz="8" w:color="D0DCDC"/>
+              <w:right w:val="single" w:sz="8" w:color="D0DCDC"/>
+            </w:tcBorders>
+          </w:tcPr>
+          <w:p>
+            <w:r/>
+            <w:r>
+              <w:rPr>
+                <w:rFonts w:ascii="Calibri" w:hAnsi="Calibri" w:eastAsia="Calibri"/>
+                <w:b w:val="0"/>
+                <w:i w:val="0"/>
+                <w:color w:val="1E2F38"/>
+                <w:sz w:val="20"/>
+              </w:rPr>
+              <w:t>For FairBanks</w:t>
+            </w:r>
+          </w:p>
+        </w:tc>
+        <w:tc>
+          <w:tcPr>
+            <w:tcW w:type="dxa" w:w="7056"/>
+            <w:tcBorders>
+              <w:top w:val="single" w:sz="8" w:color="D0DCDC"/>
+              <w:left w:val="single" w:sz="8" w:color="D0DCDC"/>
+              <w:bottom w:val="single" w:sz="8" w:color="D0DCDC"/>
+              <w:right w:val="single" w:sz="8" w:color="D0DCDC"/>
+            </w:tcBorders>
+          </w:tcPr>
+          <w:p>
+            <w:r/>
+            <w:r>
+              <w:rPr>
+                <w:rFonts w:ascii="Calibri" w:hAnsi="Calibri" w:eastAsia="Calibri"/>
+                <w:b w:val="0"/>
+                <w:i w:val="0"/>
+                <w:color w:val="1E2F38"/>
+                <w:sz w:val="20"/>
+              </w:rPr>
+              <w:t>A production-ready pilot: CHW capture app, sync pipeline, and operations dashboard — validated in live outreach, not a slide deck.</w:t>
+            </w:r>
+          </w:p>
+        </w:tc>
+      </w:tr>
+      <w:tr>
+        <w:tc>
+          <w:tcPr>
+            <w:tcW w:type="dxa" w:w="2160"/>
+            <w:shd w:fill="F7F5F0"/>
+            <w:tcBorders>
+              <w:top w:val="single" w:sz="8" w:color="D0DCDC"/>
+              <w:left w:val="single" w:sz="8" w:color="D0DCDC"/>
+              <w:bottom w:val="single" w:sz="8" w:color="D0DCDC"/>
+              <w:right w:val="single" w:sz="8" w:color="D0DCDC"/>
+            </w:tcBorders>
+          </w:tcPr>
+          <w:p>
+            <w:r/>
+            <w:r>
+              <w:rPr>
+                <w:rFonts w:ascii="Calibri" w:hAnsi="Calibri" w:eastAsia="Calibri"/>
+                <w:b w:val="0"/>
+                <w:i w:val="0"/>
+                <w:color w:val="1E2F38"/>
+                <w:sz w:val="20"/>
+              </w:rPr>
+              <w:t>For Gadfly</w:t>
+            </w:r>
+          </w:p>
+        </w:tc>
+        <w:tc>
+          <w:tcPr>
+            <w:tcW w:type="dxa" w:w="7056"/>
+            <w:shd w:fill="F7F5F0"/>
+            <w:tcBorders>
+              <w:top w:val="single" w:sz="8" w:color="D0DCDC"/>
+              <w:left w:val="single" w:sz="8" w:color="D0DCDC"/>
+              <w:bottom w:val="single" w:sz="8" w:color="D0DCDC"/>
+              <w:right w:val="single" w:sz="8" w:color="D0DCDC"/>
+            </w:tcBorders>
+          </w:tcPr>
+          <w:p>
+            <w:r/>
+            <w:r>
+              <w:rPr>
+                <w:rFonts w:ascii="Calibri" w:hAnsi="Calibri" w:eastAsia="Calibri"/>
+                <w:b w:val="0"/>
+                <w:i w:val="0"/>
+                <w:color w:val="1E2F38"/>
+                <w:sz w:val="20"/>
+              </w:rPr>
+              <w:t>A mission-aligned build with real users (CHWs, clinic staff, programme managers), measurable community impact, and a portfolio case in African primary care.</w:t>
+            </w:r>
+          </w:p>
+        </w:tc>
+      </w:tr>
+    </w:tbl>
+    <w:p/>
+    <w:p>
+      <w:pPr>
+        <w:spacing w:before="280" w:after="120"/>
+      </w:pPr>
+      <w:r>
+        <w:rPr>
+          <w:rFonts w:ascii="Calibri" w:hAnsi="Calibri" w:eastAsia="Calibri"/>
+          <w:b/>
+          <w:i w:val="0"/>
+          <w:color w:val="0A1F2E"/>
+          <w:sz w:val="40"/>
+        </w:rPr>
+        <w:t>2. Product scope — three modules</w:t>
+      </w:r>
+    </w:p>
+    <w:p>
+      <w:pPr>
+        <w:jc w:val="center"/>
+      </w:pPr>
+      <w:r>
+        <w:drawing>
+          <wp:inline xmlns:a="http://schemas.openxmlformats.org/drawingml/2006/main" xmlns:pic="http://schemas.openxmlformats.org/drawingml/2006/picture">
+            <wp:extent cx="4665106" cy="3108960"/>
+            <wp:docPr id="2" name="Picture 2"/>
+            <wp:cNvGraphicFramePr>
+              <a:graphicFrameLocks noChangeAspect="1"/>
+            </wp:cNvGraphicFramePr>
+            <a:graphic>
+              <a:graphicData uri="http://schemas.openxmlformats.org/drawingml/2006/picture">
+                <pic:pic>
+                  <pic:nvPicPr>
+                    <pic:cNvPr id="0" name="data_flow_iso_labeled_opt.jpg"/>
+                    <pic:cNvPicPr/>
+                  </pic:nvPicPr>
+                  <pic:blipFill>
+                    <a:blip r:embed="rId10"/>
+                    <a:stretch>
+                      <a:fillRect/>
+                    </a:stretch>
+                  </pic:blipFill>
+                  <pic:spPr>
+                    <a:xfrm>
+                      <a:off x="0" y="0"/>
+                      <a:ext cx="4665106" cy="3108960"/>
+                    </a:xfrm>
+                    <a:prstGeom prst="rect"/>
+                  </pic:spPr>
+                </pic:pic>
+              </a:graphicData>
+            </a:graphic>
+          </wp:inline>
+        </w:drawing>
+      </w:r>
+    </w:p>
+    <w:p>
+      <w:pPr>
+        <w:spacing w:after="200"/>
+        <w:jc w:val="center"/>
+      </w:pPr>
+      <w:r>
+        <w:rPr>
+          <w:rFonts w:ascii="Calibri" w:hAnsi="Calibri" w:eastAsia="Calibri"/>
+          <w:b w:val="0"/>
+          <w:i/>
+          <w:color w:val="3A4A54"/>
+          <w:sz w:val="18"/>
+        </w:rPr>
+        <w:t>Community signals → capture → sync → dashboard → action</w:t>
+      </w:r>
+    </w:p>
+    <w:p>
+      <w:pPr>
+        <w:spacing w:before="160" w:after="120"/>
+      </w:pPr>
+      <w:r>
+        <w:rPr>
+          <w:rFonts w:ascii="Calibri" w:hAnsi="Calibri" w:eastAsia="Calibri"/>
+          <w:b/>
+          <w:i w:val="0"/>
+          <w:color w:val="0D6E6E"/>
+          <w:sz w:val="28"/>
+        </w:rPr>
+        <w:t>CHW Field Capture</w:t>
+      </w:r>
+    </w:p>
+    <w:p>
+      <w:pPr>
+        <w:spacing w:after="160"/>
+        <w:jc w:val="left"/>
+      </w:pPr>
+      <w:r>
+        <w:rPr>
+          <w:rFonts w:ascii="Calibri" w:hAnsi="Calibri" w:eastAsia="Calibri"/>
+          <w:b w:val="0"/>
+          <w:i w:val="0"/>
+          <w:color w:val="1E2F38"/>
+          <w:sz w:val="22"/>
+        </w:rPr>
+        <w:t>Offline-first mobile web forms for household visits: vitals, maternal flags, immunisation, NCD screening, referrals. Works on low-end Android phones; queues submissions when connectivity drops.</w:t>
+      </w:r>
+    </w:p>
+    <w:p>
+      <w:pPr>
+        <w:spacing w:before="160" w:after="120"/>
+      </w:pPr>
+      <w:r>
+        <w:rPr>
+          <w:rFonts w:ascii="Calibri" w:hAnsi="Calibri" w:eastAsia="Calibri"/>
+          <w:b/>
+          <w:i w:val="0"/>
+          <w:color w:val="0D6E6E"/>
+          <w:sz w:val="28"/>
+        </w:rPr>
+        <w:t>Sync &amp; Data Layer</w:t>
+      </w:r>
+    </w:p>
+    <w:p>
+      <w:pPr>
+        <w:spacing w:after="160"/>
+        <w:jc w:val="left"/>
+      </w:pPr>
+      <w:r>
+        <w:rPr>
+          <w:rFonts w:ascii="Calibri" w:hAnsi="Calibri" w:eastAsia="Calibri"/>
+          <w:b w:val="0"/>
+          <w:i w:val="0"/>
+          <w:color w:val="1E2F38"/>
+          <w:sz w:val="22"/>
+        </w:rPr>
+        <w:t>Secure API, role-based access, conflict handling, and audit trail from device to cloud. Structured records ready for analytics and export.</w:t>
+      </w:r>
+    </w:p>
+    <w:p>
+      <w:pPr>
+        <w:spacing w:before="160" w:after="120"/>
+      </w:pPr>
+      <w:r>
+        <w:rPr>
+          <w:rFonts w:ascii="Calibri" w:hAnsi="Calibri" w:eastAsia="Calibri"/>
+          <w:b/>
+          <w:i w:val="0"/>
+          <w:color w:val="0D6E6E"/>
+          <w:sz w:val="28"/>
+        </w:rPr>
+        <w:t>Operations Dashboard</w:t>
+      </w:r>
+    </w:p>
+    <w:p>
+      <w:pPr>
+        <w:spacing w:after="160"/>
+        <w:jc w:val="left"/>
+      </w:pPr>
+      <w:r>
+        <w:rPr>
+          <w:rFonts w:ascii="Calibri" w:hAnsi="Calibri" w:eastAsia="Calibri"/>
+          <w:b w:val="0"/>
+          <w:i w:val="0"/>
+          <w:color w:val="1E2F38"/>
+          <w:sz w:val="22"/>
+        </w:rPr>
+        <w:t>Live view of submissions by area and programme; alert queue for high-risk cases; basic GIS map of activity hotspots; export for reporting.</w:t>
+      </w:r>
+    </w:p>
+    <w:p>
+      <w:pPr>
+        <w:spacing w:before="280" w:after="120"/>
+      </w:pPr>
+      <w:r>
+        <w:rPr>
+          <w:rFonts w:ascii="Calibri" w:hAnsi="Calibri" w:eastAsia="Calibri"/>
+          <w:b/>
+          <w:i w:val="0"/>
+          <w:color w:val="0A1F2E"/>
+          <w:sz w:val="40"/>
+        </w:rPr>
+        <w:t>3. Users served in the pilot</w:t>
+      </w:r>
+    </w:p>
+    <w:p>
+      <w:pPr>
+        <w:jc w:val="center"/>
+      </w:pPr>
+      <w:r>
+        <w:drawing>
+          <wp:inline xmlns:a="http://schemas.openxmlformats.org/drawingml/2006/main" xmlns:pic="http://schemas.openxmlformats.org/drawingml/2006/picture">
+            <wp:extent cx="4663440" cy="3108960"/>
+            <wp:docPr id="3" name="Picture 3"/>
+            <wp:cNvGraphicFramePr>
+              <a:graphicFrameLocks noChangeAspect="1"/>
+            </wp:cNvGraphicFramePr>
+            <a:graphic>
+              <a:graphicData uri="http://schemas.openxmlformats.org/drawingml/2006/picture">
+                <pic:pic>
+                  <pic:nvPicPr>
+                    <pic:cNvPr id="0" name="outreach_mobile_phone_demo_01_opt.jpg"/>
+                    <pic:cNvPicPr/>
+                  </pic:nvPicPr>
+                  <pic:blipFill>
+                    <a:blip r:embed="rId11"/>
+                    <a:stretch>
+                      <a:fillRect/>
+                    </a:stretch>
+                  </pic:blipFill>
+                  <pic:spPr>
+                    <a:xfrm>
+                      <a:off x="0" y="0"/>
+                      <a:ext cx="4663440" cy="3108960"/>
+                    </a:xfrm>
+                    <a:prstGeom prst="rect"/>
+                  </pic:spPr>
+                </pic:pic>
+              </a:graphicData>
+            </a:graphic>
+          </wp:inline>
+        </w:drawing>
+      </w:r>
+    </w:p>
+    <w:p>
+      <w:pPr>
+        <w:spacing w:after="200"/>
+        <w:jc w:val="center"/>
+      </w:pPr>
+      <w:r>
+        <w:rPr>
+          <w:rFonts w:ascii="Calibri" w:hAnsi="Calibri" w:eastAsia="Calibri"/>
+          <w:b w:val="0"/>
+          <w:i/>
+          <w:color w:val="3A4A54"/>
+          <w:sz w:val="18"/>
+        </w:rPr>
+        <w:t>CHWs already collect data in the field — we need reliable digital capture</w:t>
+      </w:r>
+    </w:p>
+    <w:p>
+      <w:pPr>
+        <w:pStyle w:val="ListBullet"/>
+        <w:spacing w:after="60"/>
+      </w:pPr>
+      <w:r>
+        <w:rPr>
+          <w:rFonts w:ascii="Calibri" w:hAnsi="Calibri" w:eastAsia="Calibri"/>
+          <w:b w:val="0"/>
+          <w:i w:val="0"/>
+          <w:color w:val="1E2F38"/>
+          <w:sz w:val="22"/>
+        </w:rPr>
+        <w:t>40+ Community Health Workers and VHTs in Bukoto, Kyebando, Kisaasi, Kamwokya, Kikaaya</w:t>
+      </w:r>
+    </w:p>
+    <w:p>
+      <w:pPr>
+        <w:pStyle w:val="ListBullet"/>
+        <w:spacing w:after="60"/>
+      </w:pPr>
+      <w:r>
+        <w:rPr>
+          <w:rFonts w:ascii="Calibri" w:hAnsi="Calibri" w:eastAsia="Calibri"/>
+          <w:b w:val="0"/>
+          <w:i w:val="0"/>
+          <w:color w:val="1E2F38"/>
+          <w:sz w:val="22"/>
+        </w:rPr>
+        <w:t>FairBanks clinic nurses and outreach coordinators who triage referrals</w:t>
+      </w:r>
+    </w:p>
+    <w:p>
+      <w:pPr>
+        <w:pStyle w:val="ListBullet"/>
+        <w:spacing w:after="60"/>
+      </w:pPr>
+      <w:r>
+        <w:rPr>
+          <w:rFonts w:ascii="Calibri" w:hAnsi="Calibri" w:eastAsia="Calibri"/>
+          <w:b w:val="0"/>
+          <w:i w:val="0"/>
+          <w:color w:val="1E2F38"/>
+          <w:sz w:val="22"/>
+        </w:rPr>
+        <w:t>Programme managers tracking maternal, child, geriatric (Gericare), and NCD outreach</w:t>
+      </w:r>
+    </w:p>
+    <w:p>
+      <w:pPr>
+        <w:pStyle w:val="ListBullet"/>
+        <w:spacing w:after="60"/>
+      </w:pPr>
+      <w:r>
+        <w:rPr>
+          <w:rFonts w:ascii="Calibri" w:hAnsi="Calibri" w:eastAsia="Calibri"/>
+          <w:b w:val="0"/>
+          <w:i w:val="0"/>
+          <w:color w:val="1E2F38"/>
+          <w:sz w:val="22"/>
+        </w:rPr>
+        <w:t>Future district and NGO partners who need interoperable community data feeds</w:t>
+      </w:r>
+    </w:p>
+    <w:p>
+      <w:pPr>
+        <w:spacing w:before="280" w:after="120"/>
+      </w:pPr>
+      <w:r>
+        <w:rPr>
+          <w:rFonts w:ascii="Calibri" w:hAnsi="Calibri" w:eastAsia="Calibri"/>
+          <w:b/>
+          <w:i w:val="0"/>
+          <w:color w:val="0A1F2E"/>
+          <w:sz w:val="40"/>
+        </w:rPr>
+        <w:t>4. Technical architecture</w:t>
+      </w:r>
+    </w:p>
+    <w:tbl>
+      <w:tblPr>
+        <w:tblW w:type="auto" w:w="0"/>
+        <w:jc w:val="center"/>
+        <w:tblLook w:firstColumn="1" w:firstRow="1" w:lastColumn="0" w:lastRow="0" w:noHBand="0" w:noVBand="1" w:val="04A0"/>
+      </w:tblPr>
+      <w:tblGrid>
+        <w:gridCol w:w="4896"/>
+        <w:gridCol w:w="4896"/>
+      </w:tblGrid>
+      <w:tr>
+        <w:tc>
+          <w:tcPr>
+            <w:tcW w:type="dxa" w:w="2592"/>
+            <w:shd w:fill="0D6E6E"/>
+            <w:tcBorders>
+              <w:top w:val="single" w:sz="8" w:color="0D6E6E"/>
+              <w:left w:val="single" w:sz="8" w:color="0D6E6E"/>
+              <w:bottom w:val="single" w:sz="8" w:color="0D6E6E"/>
+              <w:right w:val="single" w:sz="8" w:color="0D6E6E"/>
+            </w:tcBorders>
+          </w:tcPr>
+          <w:p>
+            <w:r/>
+            <w:r>
+              <w:rPr>
+                <w:rFonts w:ascii="Calibri" w:hAnsi="Calibri" w:eastAsia="Calibri"/>
+                <w:b/>
+                <w:i w:val="0"/>
+                <w:color w:val="FFFFFF"/>
+                <w:sz w:val="20"/>
+              </w:rPr>
+              <w:t>Layer</w:t>
+            </w:r>
+          </w:p>
+        </w:tc>
+        <w:tc>
+          <w:tcPr>
+            <w:tcW w:type="dxa" w:w="6624"/>
+            <w:shd w:fill="0D6E6E"/>
+            <w:tcBorders>
+              <w:top w:val="single" w:sz="8" w:color="0D6E6E"/>
+              <w:left w:val="single" w:sz="8" w:color="0D6E6E"/>
+              <w:bottom w:val="single" w:sz="8" w:color="0D6E6E"/>
+              <w:right w:val="single" w:sz="8" w:color="0D6E6E"/>
+            </w:tcBorders>
+          </w:tcPr>
+          <w:p>
+            <w:r/>
+            <w:r>
+              <w:rPr>
+                <w:rFonts w:ascii="Calibri" w:hAnsi="Calibri" w:eastAsia="Calibri"/>
+                <w:b/>
+                <w:i w:val="0"/>
+                <w:color w:val="FFFFFF"/>
+                <w:sz w:val="20"/>
+              </w:rPr>
+              <w:t>Approach</w:t>
+            </w:r>
+          </w:p>
+        </w:tc>
+      </w:tr>
+      <w:tr>
+        <w:tc>
+          <w:tcPr>
+            <w:tcW w:type="dxa" w:w="2592"/>
+            <w:tcBorders>
+              <w:top w:val="single" w:sz="8" w:color="D0DCDC"/>
+              <w:left w:val="single" w:sz="8" w:color="D0DCDC"/>
+              <w:bottom w:val="single" w:sz="8" w:color="D0DCDC"/>
+              <w:right w:val="single" w:sz="8" w:color="D0DCDC"/>
+            </w:tcBorders>
+          </w:tcPr>
+          <w:p>
+            <w:r/>
+            <w:r>
+              <w:rPr>
+                <w:rFonts w:ascii="Calibri" w:hAnsi="Calibri" w:eastAsia="Calibri"/>
+                <w:b w:val="0"/>
+                <w:i w:val="0"/>
+                <w:color w:val="1E2F38"/>
+                <w:sz w:val="20"/>
+              </w:rPr>
+              <w:t>Presentation</w:t>
+            </w:r>
+          </w:p>
+        </w:tc>
+        <w:tc>
+          <w:tcPr>
+            <w:tcW w:type="dxa" w:w="6624"/>
+            <w:tcBorders>
+              <w:top w:val="single" w:sz="8" w:color="D0DCDC"/>
+              <w:left w:val="single" w:sz="8" w:color="D0DCDC"/>
+              <w:bottom w:val="single" w:sz="8" w:color="D0DCDC"/>
+              <w:right w:val="single" w:sz="8" w:color="D0DCDC"/>
+            </w:tcBorders>
+          </w:tcPr>
+          <w:p>
+            <w:r/>
+            <w:r>
+              <w:rPr>
+                <w:rFonts w:ascii="Calibri" w:hAnsi="Calibri" w:eastAsia="Calibri"/>
+                <w:b w:val="0"/>
+                <w:i w:val="0"/>
+                <w:color w:val="1E2F38"/>
+                <w:sz w:val="20"/>
+              </w:rPr>
+              <w:t>Responsive mobile web (PWA-style) for CHW devices</w:t>
+            </w:r>
+          </w:p>
+        </w:tc>
+      </w:tr>
+      <w:tr>
+        <w:tc>
+          <w:tcPr>
+            <w:tcW w:type="dxa" w:w="2592"/>
+            <w:shd w:fill="F7F5F0"/>
+            <w:tcBorders>
+              <w:top w:val="single" w:sz="8" w:color="D0DCDC"/>
+              <w:left w:val="single" w:sz="8" w:color="D0DCDC"/>
+              <w:bottom w:val="single" w:sz="8" w:color="D0DCDC"/>
+              <w:right w:val="single" w:sz="8" w:color="D0DCDC"/>
+            </w:tcBorders>
+          </w:tcPr>
+          <w:p>
+            <w:r/>
+            <w:r>
+              <w:rPr>
+                <w:rFonts w:ascii="Calibri" w:hAnsi="Calibri" w:eastAsia="Calibri"/>
+                <w:b w:val="0"/>
+                <w:i w:val="0"/>
+                <w:color w:val="1E2F38"/>
+                <w:sz w:val="20"/>
+              </w:rPr>
+              <w:t>Offline</w:t>
+            </w:r>
+          </w:p>
+        </w:tc>
+        <w:tc>
+          <w:tcPr>
+            <w:tcW w:type="dxa" w:w="6624"/>
+            <w:shd w:fill="F7F5F0"/>
+            <w:tcBorders>
+              <w:top w:val="single" w:sz="8" w:color="D0DCDC"/>
+              <w:left w:val="single" w:sz="8" w:color="D0DCDC"/>
+              <w:bottom w:val="single" w:sz="8" w:color="D0DCDC"/>
+              <w:right w:val="single" w:sz="8" w:color="D0DCDC"/>
+            </w:tcBorders>
+          </w:tcPr>
+          <w:p>
+            <w:r/>
+            <w:r>
+              <w:rPr>
+                <w:rFonts w:ascii="Calibri" w:hAnsi="Calibri" w:eastAsia="Calibri"/>
+                <w:b w:val="0"/>
+                <w:i w:val="0"/>
+                <w:color w:val="1E2F38"/>
+                <w:sz w:val="20"/>
+              </w:rPr>
+              <w:t>Local queue + retry sync when network returns</w:t>
+            </w:r>
+          </w:p>
+        </w:tc>
+      </w:tr>
+      <w:tr>
+        <w:tc>
+          <w:tcPr>
+            <w:tcW w:type="dxa" w:w="2592"/>
+            <w:tcBorders>
+              <w:top w:val="single" w:sz="8" w:color="D0DCDC"/>
+              <w:left w:val="single" w:sz="8" w:color="D0DCDC"/>
+              <w:bottom w:val="single" w:sz="8" w:color="D0DCDC"/>
+              <w:right w:val="single" w:sz="8" w:color="D0DCDC"/>
+            </w:tcBorders>
+          </w:tcPr>
+          <w:p>
+            <w:r/>
+            <w:r>
+              <w:rPr>
+                <w:rFonts w:ascii="Calibri" w:hAnsi="Calibri" w:eastAsia="Calibri"/>
+                <w:b w:val="0"/>
+                <w:i w:val="0"/>
+                <w:color w:val="1E2F38"/>
+                <w:sz w:val="20"/>
+              </w:rPr>
+              <w:t>Backend</w:t>
+            </w:r>
+          </w:p>
+        </w:tc>
+        <w:tc>
+          <w:tcPr>
+            <w:tcW w:type="dxa" w:w="6624"/>
+            <w:tcBorders>
+              <w:top w:val="single" w:sz="8" w:color="D0DCDC"/>
+              <w:left w:val="single" w:sz="8" w:color="D0DCDC"/>
+              <w:bottom w:val="single" w:sz="8" w:color="D0DCDC"/>
+              <w:right w:val="single" w:sz="8" w:color="D0DCDC"/>
+            </w:tcBorders>
+          </w:tcPr>
+          <w:p>
+            <w:r/>
+            <w:r>
+              <w:rPr>
+                <w:rFonts w:ascii="Calibri" w:hAnsi="Calibri" w:eastAsia="Calibri"/>
+                <w:b w:val="0"/>
+                <w:i w:val="0"/>
+                <w:color w:val="1E2F38"/>
+                <w:sz w:val="20"/>
+              </w:rPr>
+              <w:t>REST API, PostgreSQL, role-based auth</w:t>
+            </w:r>
+          </w:p>
+        </w:tc>
+      </w:tr>
+      <w:tr>
+        <w:tc>
+          <w:tcPr>
+            <w:tcW w:type="dxa" w:w="2592"/>
+            <w:shd w:fill="F7F5F0"/>
+            <w:tcBorders>
+              <w:top w:val="single" w:sz="8" w:color="D0DCDC"/>
+              <w:left w:val="single" w:sz="8" w:color="D0DCDC"/>
+              <w:bottom w:val="single" w:sz="8" w:color="D0DCDC"/>
+              <w:right w:val="single" w:sz="8" w:color="D0DCDC"/>
+            </w:tcBorders>
+          </w:tcPr>
+          <w:p>
+            <w:r/>
+            <w:r>
+              <w:rPr>
+                <w:rFonts w:ascii="Calibri" w:hAnsi="Calibri" w:eastAsia="Calibri"/>
+                <w:b w:val="0"/>
+                <w:i w:val="0"/>
+                <w:color w:val="1E2F38"/>
+                <w:sz w:val="20"/>
+              </w:rPr>
+              <w:t>Dashboard</w:t>
+            </w:r>
+          </w:p>
+        </w:tc>
+        <w:tc>
+          <w:tcPr>
+            <w:tcW w:type="dxa" w:w="6624"/>
+            <w:shd w:fill="F7F5F0"/>
+            <w:tcBorders>
+              <w:top w:val="single" w:sz="8" w:color="D0DCDC"/>
+              <w:left w:val="single" w:sz="8" w:color="D0DCDC"/>
+              <w:bottom w:val="single" w:sz="8" w:color="D0DCDC"/>
+              <w:right w:val="single" w:sz="8" w:color="D0DCDC"/>
+            </w:tcBorders>
+          </w:tcPr>
+          <w:p>
+            <w:r/>
+            <w:r>
+              <w:rPr>
+                <w:rFonts w:ascii="Calibri" w:hAnsi="Calibri" w:eastAsia="Calibri"/>
+                <w:b w:val="0"/>
+                <w:i w:val="0"/>
+                <w:color w:val="1E2F38"/>
+                <w:sz w:val="20"/>
+              </w:rPr>
+              <w:t>Web admin for alerts, maps, and CSV export</w:t>
+            </w:r>
+          </w:p>
+        </w:tc>
+      </w:tr>
+      <w:tr>
+        <w:tc>
+          <w:tcPr>
+            <w:tcW w:type="dxa" w:w="2592"/>
+            <w:tcBorders>
+              <w:top w:val="single" w:sz="8" w:color="D0DCDC"/>
+              <w:left w:val="single" w:sz="8" w:color="D0DCDC"/>
+              <w:bottom w:val="single" w:sz="8" w:color="D0DCDC"/>
+              <w:right w:val="single" w:sz="8" w:color="D0DCDC"/>
+            </w:tcBorders>
+          </w:tcPr>
+          <w:p>
+            <w:r/>
+            <w:r>
+              <w:rPr>
+                <w:rFonts w:ascii="Calibri" w:hAnsi="Calibri" w:eastAsia="Calibri"/>
+                <w:b w:val="0"/>
+                <w:i w:val="0"/>
+                <w:color w:val="1E2F38"/>
+                <w:sz w:val="20"/>
+              </w:rPr>
+              <w:t>Hosting</w:t>
+            </w:r>
+          </w:p>
+        </w:tc>
+        <w:tc>
+          <w:tcPr>
+            <w:tcW w:type="dxa" w:w="6624"/>
+            <w:tcBorders>
+              <w:top w:val="single" w:sz="8" w:color="D0DCDC"/>
+              <w:left w:val="single" w:sz="8" w:color="D0DCDC"/>
+              <w:bottom w:val="single" w:sz="8" w:color="D0DCDC"/>
+              <w:right w:val="single" w:sz="8" w:color="D0DCDC"/>
+            </w:tcBorders>
+          </w:tcPr>
+          <w:p>
+            <w:r/>
+            <w:r>
+              <w:rPr>
+                <w:rFonts w:ascii="Calibri" w:hAnsi="Calibri" w:eastAsia="Calibri"/>
+                <w:b w:val="0"/>
+                <w:i w:val="0"/>
+                <w:color w:val="1E2F38"/>
+                <w:sz w:val="20"/>
+              </w:rPr>
+              <w:t>Documented deploy; FairBanks-operated cloud account</w:t>
+            </w:r>
+          </w:p>
+        </w:tc>
+      </w:tr>
+    </w:tbl>
+    <w:p/>
+    <w:p>
+      <w:pPr>
+        <w:jc w:val="center"/>
+      </w:pPr>
+      <w:r>
+        <w:drawing>
+          <wp:inline xmlns:a="http://schemas.openxmlformats.org/drawingml/2006/main" xmlns:pic="http://schemas.openxmlformats.org/drawingml/2006/picture">
+            <wp:extent cx="4663440" cy="3108960"/>
+            <wp:docPr id="4" name="Picture 4"/>
+            <wp:cNvGraphicFramePr>
+              <a:graphicFrameLocks noChangeAspect="1"/>
+            </wp:cNvGraphicFramePr>
+            <a:graphic>
+              <a:graphicData uri="http://schemas.openxmlformats.org/drawingml/2006/picture">
+                <pic:pic>
+                  <pic:nvPicPr>
+                    <pic:cNvPr id="0" name="dashboard_demo_opt.jpg"/>
+                    <pic:cNvPicPr/>
+                  </pic:nvPicPr>
+                  <pic:blipFill>
+                    <a:blip r:embed="rId12"/>
+                    <a:stretch>
+                      <a:fillRect/>
+                    </a:stretch>
+                  </pic:blipFill>
+                  <pic:spPr>
+                    <a:xfrm>
+                      <a:off x="0" y="0"/>
+                      <a:ext cx="4663440" cy="3108960"/>
+                    </a:xfrm>
+                    <a:prstGeom prst="rect"/>
+                  </pic:spPr>
+                </pic:pic>
+              </a:graphicData>
+            </a:graphic>
+          </wp:inline>
+        </w:drawing>
+      </w:r>
+    </w:p>
+    <w:p>
+      <w:pPr>
+        <w:spacing w:after="200"/>
+        <w:jc w:val="center"/>
+      </w:pPr>
+      <w:r>
+        <w:rPr>
+          <w:rFonts w:ascii="Calibri" w:hAnsi="Calibri" w:eastAsia="Calibri"/>
+          <w:b w:val="0"/>
+          <w:i/>
+          <w:color w:val="3A4A54"/>
+          <w:sz w:val="18"/>
+        </w:rPr>
+        <w:t>Operations dashboard — alerts, maps, exports</w:t>
+      </w:r>
+    </w:p>
+    <w:p>
+      <w:pPr>
+        <w:spacing w:before="280" w:after="120"/>
+      </w:pPr>
+      <w:r>
+        <w:rPr>
+          <w:rFonts w:ascii="Calibri" w:hAnsi="Calibri" w:eastAsia="Calibri"/>
+          <w:b/>
+          <w:i w:val="0"/>
+          <w:color w:val="0A1F2E"/>
+          <w:sz w:val="40"/>
+        </w:rPr>
+        <w:t>5. Delivery phases</w:t>
+      </w:r>
+    </w:p>
+    <w:tbl>
+      <w:tblPr>
+        <w:tblW w:type="auto" w:w="0"/>
+        <w:jc w:val="center"/>
+        <w:tblLook w:firstColumn="1" w:firstRow="1" w:lastColumn="0" w:lastRow="0" w:noHBand="0" w:noVBand="1" w:val="04A0"/>
+      </w:tblPr>
+      <w:tblGrid>
+        <w:gridCol w:w="3264"/>
+        <w:gridCol w:w="3264"/>
+        <w:gridCol w:w="3264"/>
       </w:tblGrid>
       <w:tr>
         <w:tc>
@@ -170,13 +1072,13 @@
                 <w:color w:val="FFFFFF"/>
                 <w:sz w:val="20"/>
               </w:rPr>
-              <w:t>Item</w:t>
+              <w:t>Phase</w:t>
             </w:r>
           </w:p>
         </w:tc>
         <w:tc>
           <w:tcPr>
-            <w:tcW w:type="dxa" w:w="6912"/>
+            <w:tcW w:type="dxa" w:w="1728"/>
             <w:shd w:fill="0D6E6E"/>
             <w:tcBorders>
               <w:top w:val="single" w:sz="8" w:color="0D6E6E"/>
@@ -195,7 +1097,32 @@
                 <w:color w:val="FFFFFF"/>
                 <w:sz w:val="20"/>
               </w:rPr>
-              <w:t>Detail</w:t>
+              <w:t>Timing</w:t>
+            </w:r>
+          </w:p>
+        </w:tc>
+        <w:tc>
+          <w:tcPr>
+            <w:tcW w:type="dxa" w:w="5184"/>
+            <w:shd w:fill="0D6E6E"/>
+            <w:tcBorders>
+              <w:top w:val="single" w:sz="8" w:color="0D6E6E"/>
+              <w:left w:val="single" w:sz="8" w:color="0D6E6E"/>
+              <w:bottom w:val="single" w:sz="8" w:color="0D6E6E"/>
+              <w:right w:val="single" w:sz="8" w:color="0D6E6E"/>
+            </w:tcBorders>
+          </w:tcPr>
+          <w:p>
+            <w:r/>
+            <w:r>
+              <w:rPr>
+                <w:rFonts w:ascii="Calibri" w:hAnsi="Calibri" w:eastAsia="Calibri"/>
+                <w:b/>
+                <w:i w:val="0"/>
+                <w:color w:val="FFFFFF"/>
+                <w:sz w:val="20"/>
+              </w:rPr>
+              <w:t>Deliverables</w:t>
             </w:r>
           </w:p>
         </w:tc>
@@ -221,13 +1148,13 @@
                 <w:color w:val="1E2F38"/>
                 <w:sz w:val="20"/>
               </w:rPr>
-              <w:t>Applicant</w:t>
+              <w:t>Discovery &amp; UX</w:t>
             </w:r>
           </w:p>
         </w:tc>
         <w:tc>
           <w:tcPr>
-            <w:tcW w:type="dxa" w:w="6912"/>
+            <w:tcW w:type="dxa" w:w="1728"/>
             <w:tcBorders>
               <w:top w:val="single" w:sz="8" w:color="D0DCDC"/>
               <w:left w:val="single" w:sz="8" w:color="D0DCDC"/>
@@ -245,7 +1172,31 @@
                 <w:color w:val="1E2F38"/>
                 <w:sz w:val="20"/>
               </w:rPr>
-              <w:t>FairBanks Medical Centre / FairBanks Community Reach (social enterprise, Uganda)</w:t>
+              <w:t>Weeks 1–3</w:t>
+            </w:r>
+          </w:p>
+        </w:tc>
+        <w:tc>
+          <w:tcPr>
+            <w:tcW w:type="dxa" w:w="5184"/>
+            <w:tcBorders>
+              <w:top w:val="single" w:sz="8" w:color="D0DCDC"/>
+              <w:left w:val="single" w:sz="8" w:color="D0DCDC"/>
+              <w:bottom w:val="single" w:sz="8" w:color="D0DCDC"/>
+              <w:right w:val="single" w:sz="8" w:color="D0DCDC"/>
+            </w:tcBorders>
+          </w:tcPr>
+          <w:p>
+            <w:r/>
+            <w:r>
+              <w:rPr>
+                <w:rFonts w:ascii="Calibri" w:hAnsi="Calibri" w:eastAsia="Calibri"/>
+                <w:b w:val="0"/>
+                <w:i w:val="0"/>
+                <w:color w:val="1E2F38"/>
+                <w:sz w:val="20"/>
+              </w:rPr>
+              <w:t>Field shadowing with CHWs; form design; acceptance criteria</w:t>
             </w:r>
           </w:p>
         </w:tc>
@@ -272,13 +1223,13 @@
                 <w:color w:val="1E2F38"/>
                 <w:sz w:val="20"/>
               </w:rPr>
-              <w:t>Programme</w:t>
+              <w:t>Core build</w:t>
             </w:r>
           </w:p>
         </w:tc>
         <w:tc>
           <w:tcPr>
-            <w:tcW w:type="dxa" w:w="6912"/>
+            <w:tcW w:type="dxa" w:w="1728"/>
             <w:shd w:fill="F7F5F0"/>
             <w:tcBorders>
               <w:top w:val="single" w:sz="8" w:color="D0DCDC"/>
@@ -297,7 +1248,32 @@
                 <w:color w:val="1E2F38"/>
                 <w:sz w:val="20"/>
               </w:rPr>
-              <w:t>The Gadfly Project Custom Web Application Grant 2026</w:t>
+              <w:t>Weeks 4–10</w:t>
+            </w:r>
+          </w:p>
+        </w:tc>
+        <w:tc>
+          <w:tcPr>
+            <w:tcW w:type="dxa" w:w="5184"/>
+            <w:shd w:fill="F7F5F0"/>
+            <w:tcBorders>
+              <w:top w:val="single" w:sz="8" w:color="D0DCDC"/>
+              <w:left w:val="single" w:sz="8" w:color="D0DCDC"/>
+              <w:bottom w:val="single" w:sz="8" w:color="D0DCDC"/>
+              <w:right w:val="single" w:sz="8" w:color="D0DCDC"/>
+            </w:tcBorders>
+          </w:tcPr>
+          <w:p>
+            <w:r/>
+            <w:r>
+              <w:rPr>
+                <w:rFonts w:ascii="Calibri" w:hAnsi="Calibri" w:eastAsia="Calibri"/>
+                <w:b w:val="0"/>
+                <w:i w:val="0"/>
+                <w:color w:val="1E2F38"/>
+                <w:sz w:val="20"/>
+              </w:rPr>
+              <w:t>Capture app, API, sync, dashboard MVP</w:t>
             </w:r>
           </w:p>
         </w:tc>
@@ -323,13 +1299,13 @@
                 <w:color w:val="1E2F38"/>
                 <w:sz w:val="20"/>
               </w:rPr>
-              <w:t>Deadline</w:t>
+              <w:t>Pilot hardening</w:t>
             </w:r>
           </w:p>
         </w:tc>
         <w:tc>
           <w:tcPr>
-            <w:tcW w:type="dxa" w:w="6912"/>
+            <w:tcW w:type="dxa" w:w="1728"/>
             <w:tcBorders>
               <w:top w:val="single" w:sz="8" w:color="D0DCDC"/>
               <w:left w:val="single" w:sz="8" w:color="D0DCDC"/>
@@ -347,7 +1323,31 @@
                 <w:color w:val="1E2F38"/>
                 <w:sz w:val="20"/>
               </w:rPr>
-              <w:t>24 July 2026 (next cycle 23 October 2026)</w:t>
+              <w:t>Weeks 11–14</w:t>
+            </w:r>
+          </w:p>
+        </w:tc>
+        <w:tc>
+          <w:tcPr>
+            <w:tcW w:type="dxa" w:w="5184"/>
+            <w:tcBorders>
+              <w:top w:val="single" w:sz="8" w:color="D0DCDC"/>
+              <w:left w:val="single" w:sz="8" w:color="D0DCDC"/>
+              <w:bottom w:val="single" w:sz="8" w:color="D0DCDC"/>
+              <w:right w:val="single" w:sz="8" w:color="D0DCDC"/>
+            </w:tcBorders>
+          </w:tcPr>
+          <w:p>
+            <w:r/>
+            <w:r>
+              <w:rPr>
+                <w:rFonts w:ascii="Calibri" w:hAnsi="Calibri" w:eastAsia="Calibri"/>
+                <w:b w:val="0"/>
+                <w:i w:val="0"/>
+                <w:color w:val="1E2F38"/>
+                <w:sz w:val="20"/>
+              </w:rPr>
+              <w:t>Bug fixes, performance, training materials</w:t>
             </w:r>
           </w:p>
         </w:tc>
@@ -374,1921 +1374,7 @@
                 <w:color w:val="1E2F38"/>
                 <w:sz w:val="20"/>
               </w:rPr>
-              <w:t>Geography</w:t>
-            </w:r>
-          </w:p>
-        </w:tc>
-        <w:tc>
-          <w:tcPr>
-            <w:tcW w:type="dxa" w:w="6912"/>
-            <w:shd w:fill="F7F5F0"/>
-            <w:tcBorders>
-              <w:top w:val="single" w:sz="8" w:color="D0DCDC"/>
-              <w:left w:val="single" w:sz="8" w:color="D0DCDC"/>
-              <w:bottom w:val="single" w:sz="8" w:color="D0DCDC"/>
-              <w:right w:val="single" w:sz="8" w:color="D0DCDC"/>
-            </w:tcBorders>
-          </w:tcPr>
-          <w:p>
-            <w:r/>
-            <w:r>
-              <w:rPr>
-                <w:rFonts w:ascii="Calibri" w:hAnsi="Calibri" w:eastAsia="Calibri"/>
-                <w:b w:val="0"/>
-                <w:i w:val="0"/>
-                <w:color w:val="1E2F38"/>
-                <w:sz w:val="20"/>
-              </w:rPr>
-              <w:t>Uganda communities · web/cloud tools usable worldwide</w:t>
-            </w:r>
-          </w:p>
-        </w:tc>
-      </w:tr>
-      <w:tr>
-        <w:tc>
-          <w:tcPr>
-            <w:tcW w:type="dxa" w:w="2304"/>
-            <w:tcBorders>
-              <w:top w:val="single" w:sz="8" w:color="D0DCDC"/>
-              <w:left w:val="single" w:sz="8" w:color="D0DCDC"/>
-              <w:bottom w:val="single" w:sz="8" w:color="D0DCDC"/>
-              <w:right w:val="single" w:sz="8" w:color="D0DCDC"/>
-            </w:tcBorders>
-          </w:tcPr>
-          <w:p>
-            <w:r/>
-            <w:r>
-              <w:rPr>
-                <w:rFonts w:ascii="Calibri" w:hAnsi="Calibri" w:eastAsia="Calibri"/>
-                <w:b w:val="0"/>
-                <w:i w:val="0"/>
-                <w:color w:val="1E2F38"/>
-                <w:sz w:val="20"/>
-              </w:rPr>
-              <w:t>The ask</w:t>
-            </w:r>
-          </w:p>
-        </w:tc>
-        <w:tc>
-          <w:tcPr>
-            <w:tcW w:type="dxa" w:w="6912"/>
-            <w:tcBorders>
-              <w:top w:val="single" w:sz="8" w:color="D0DCDC"/>
-              <w:left w:val="single" w:sz="8" w:color="D0DCDC"/>
-              <w:bottom w:val="single" w:sz="8" w:color="D0DCDC"/>
-              <w:right w:val="single" w:sz="8" w:color="D0DCDC"/>
-            </w:tcBorders>
-          </w:tcPr>
-          <w:p>
-            <w:r/>
-            <w:r>
-              <w:rPr>
-                <w:rFonts w:ascii="Calibri" w:hAnsi="Calibri" w:eastAsia="Calibri"/>
-                <w:b w:val="0"/>
-                <w:i w:val="0"/>
-                <w:color w:val="1E2F38"/>
-                <w:sz w:val="20"/>
-              </w:rPr>
-              <w:t>Award in-kind engineering (valued toward US$5,000–100,000) to build FCHIP web and data tools.</w:t>
-            </w:r>
-          </w:p>
-        </w:tc>
-      </w:tr>
-    </w:tbl>
-    <w:p/>
-    <w:p>
-      <w:pPr>
-        <w:spacing w:after="120" w:before="0" w:line="288" w:lineRule="auto"/>
-        <w:jc w:val="center"/>
-      </w:pPr>
-      <w:r>
-        <w:rPr>
-          <w:rFonts w:ascii="Calibri" w:hAnsi="Calibri" w:eastAsia="Calibri"/>
-          <w:b w:val="0"/>
-          <w:i w:val="0"/>
-          <w:color w:val="0D6E6E"/>
-          <w:sz w:val="16"/>
-        </w:rPr>
-        <w:t>https://opportunitiesforyouth.org/2026/07/16/the-gadfly-project-custom-web-application-grant-2026-apply-for-in-kind-software-development-support-worth-up-to-us100000/</w:t>
-      </w:r>
-    </w:p>
-    <w:p>
-      <w:r>
-        <w:br w:type="page"/>
-      </w:r>
-    </w:p>
-    <w:p>
-      <w:pPr>
-        <w:spacing w:before="280" w:after="100"/>
-      </w:pPr>
-      <w:r>
-        <w:rPr>
-          <w:rFonts w:ascii="Calibri" w:hAnsi="Calibri" w:eastAsia="Calibri"/>
-          <w:b/>
-          <w:i w:val="0"/>
-          <w:color w:val="0A1F2E"/>
-          <w:sz w:val="36"/>
-        </w:rPr>
-        <w:t>1. Executive Summary</w:t>
-      </w:r>
-    </w:p>
-    <w:p>
-      <w:pPr>
-        <w:spacing w:after="160" w:before="0" w:line="288" w:lineRule="auto"/>
-        <w:jc w:val="left"/>
-      </w:pPr>
-      <w:r>
-        <w:rPr>
-          <w:rFonts w:ascii="Calibri" w:hAnsi="Calibri" w:eastAsia="Calibri"/>
-          <w:b w:val="0"/>
-          <w:i w:val="0"/>
-          <w:color w:val="1E2F38"/>
-          <w:sz w:val="22"/>
-        </w:rPr>
-        <w:t>Gadfly funds impact through professional software development — not cash. That matches FairBanks: we have users, field workflows, and a clear product need.</w:t>
-      </w:r>
-    </w:p>
-    <w:p>
-      <w:pPr>
-        <w:spacing w:after="160" w:before="0" w:line="288" w:lineRule="auto"/>
-        <w:jc w:val="left"/>
-      </w:pPr>
-      <w:r>
-        <w:rPr>
-          <w:rFonts w:ascii="Calibri" w:hAnsi="Calibri" w:eastAsia="Calibri"/>
-          <w:b w:val="0"/>
-          <w:i w:val="0"/>
-          <w:color w:val="1E2F38"/>
-          <w:sz w:val="22"/>
-        </w:rPr>
-        <w:t>We request in-kind build support for offline-friendly community capture, secure sync, and partner dashboards that turn CHW data into action.</w:t>
-      </w:r>
-    </w:p>
-    <w:p>
-      <w:pPr>
-        <w:spacing w:after="160" w:before="0" w:line="288" w:lineRule="auto"/>
-        <w:jc w:val="left"/>
-      </w:pPr>
-      <w:r>
-        <w:rPr>
-          <w:rFonts w:ascii="Calibri" w:hAnsi="Calibri" w:eastAsia="Calibri"/>
-          <w:b/>
-          <w:i w:val="0"/>
-          <w:color w:val="1E2F38"/>
-          <w:sz w:val="22"/>
-        </w:rPr>
-        <w:t>Gadfly's engineers get a high-user, high-mission build; FairBanks communities get tools that prevent illness and hardship.</w:t>
-      </w:r>
-    </w:p>
-    <w:p>
-      <w:pPr>
-        <w:spacing w:before="280" w:after="100"/>
-      </w:pPr>
-      <w:r>
-        <w:rPr>
-          <w:rFonts w:ascii="Calibri" w:hAnsi="Calibri" w:eastAsia="Calibri"/>
-          <w:b/>
-          <w:i w:val="0"/>
-          <w:color w:val="0A1F2E"/>
-          <w:sz w:val="36"/>
-        </w:rPr>
-        <w:t>2. Win-Win Value</w:t>
-      </w:r>
-    </w:p>
-    <w:p>
-      <w:pPr>
-        <w:spacing w:after="160" w:before="0" w:line="288" w:lineRule="auto"/>
-        <w:jc w:val="left"/>
-      </w:pPr>
-      <w:r>
-        <w:rPr>
-          <w:rFonts w:ascii="Calibri" w:hAnsi="Calibri" w:eastAsia="Calibri"/>
-          <w:b w:val="0"/>
-          <w:i w:val="0"/>
-          <w:color w:val="1E2F38"/>
-          <w:sz w:val="22"/>
-        </w:rPr>
-        <w:t>This application is designed as a true partnership: FairBanks grows capacity and reach; the programme advances its own mission with a grounded African health-tech partner.</w:t>
-      </w:r>
-    </w:p>
-    <w:p>
-      <w:pPr>
-        <w:spacing w:before="180" w:after="100"/>
-      </w:pPr>
-      <w:r>
-        <w:rPr>
-          <w:rFonts w:ascii="Calibri" w:hAnsi="Calibri" w:eastAsia="Calibri"/>
-          <w:b/>
-          <w:i w:val="0"/>
-          <w:color w:val="0D6E6E"/>
-          <w:sz w:val="26"/>
-        </w:rPr>
-        <w:t>2.1 What FairBanks / FCHIP gains</w:t>
-      </w:r>
-    </w:p>
-    <w:p>
-      <w:pPr>
-        <w:pStyle w:val="ListBullet"/>
-        <w:spacing w:after="60"/>
-      </w:pPr>
-      <w:r>
-        <w:rPr>
-          <w:rFonts w:ascii="Calibri" w:hAnsi="Calibri" w:eastAsia="Calibri"/>
-          <w:b w:val="0"/>
-          <w:i w:val="0"/>
-          <w:color w:val="1E2F38"/>
-          <w:sz w:val="22"/>
-        </w:rPr>
-        <w:t>Professional engineering capacity we cannot yet fund at full strength</w:t>
-      </w:r>
-    </w:p>
-    <w:p>
-      <w:pPr>
-        <w:pStyle w:val="ListBullet"/>
-        <w:spacing w:after="60"/>
-      </w:pPr>
-      <w:r>
-        <w:rPr>
-          <w:rFonts w:ascii="Calibri" w:hAnsi="Calibri" w:eastAsia="Calibri"/>
-          <w:b w:val="0"/>
-          <w:i w:val="0"/>
-          <w:color w:val="1E2F38"/>
-          <w:sz w:val="22"/>
-        </w:rPr>
-        <w:t>Faster delivery of CHW capture and partner dashboard MVP</w:t>
-      </w:r>
-    </w:p>
-    <w:p>
-      <w:pPr>
-        <w:pStyle w:val="ListBullet"/>
-        <w:spacing w:after="60"/>
-      </w:pPr>
-      <w:r>
-        <w:rPr>
-          <w:rFonts w:ascii="Calibri" w:hAnsi="Calibri" w:eastAsia="Calibri"/>
-          <w:b w:val="0"/>
-          <w:i w:val="0"/>
-          <w:color w:val="1E2F38"/>
-          <w:sz w:val="22"/>
-        </w:rPr>
-        <w:t>Cleaner architecture for later AI and GIS modules</w:t>
-      </w:r>
-    </w:p>
-    <w:p>
-      <w:pPr>
-        <w:pStyle w:val="ListBullet"/>
-        <w:spacing w:after="60"/>
-      </w:pPr>
-      <w:r>
-        <w:rPr>
-          <w:rFonts w:ascii="Calibri" w:hAnsi="Calibri" w:eastAsia="Calibri"/>
-          <w:b w:val="0"/>
-          <w:i w:val="0"/>
-          <w:color w:val="1E2F38"/>
-          <w:sz w:val="22"/>
-        </w:rPr>
-        <w:t>Reduced risk of brittle custom code built under field pressure</w:t>
-      </w:r>
-    </w:p>
-    <w:p>
-      <w:pPr>
-        <w:spacing w:before="180" w:after="100"/>
-      </w:pPr>
-      <w:r>
-        <w:rPr>
-          <w:rFonts w:ascii="Calibri" w:hAnsi="Calibri" w:eastAsia="Calibri"/>
-          <w:b/>
-          <w:i w:val="0"/>
-          <w:color w:val="0D6E6E"/>
-          <w:sz w:val="26"/>
-        </w:rPr>
-        <w:t>2.2 What the programme / partners gain</w:t>
-      </w:r>
-    </w:p>
-    <w:p>
-      <w:pPr>
-        <w:pStyle w:val="ListBullet"/>
-        <w:spacing w:after="60"/>
-      </w:pPr>
-      <w:r>
-        <w:rPr>
-          <w:rFonts w:ascii="Calibri" w:hAnsi="Calibri" w:eastAsia="Calibri"/>
-          <w:b w:val="0"/>
-          <w:i w:val="0"/>
-          <w:color w:val="1E2F38"/>
-          <w:sz w:val="22"/>
-        </w:rPr>
-        <w:t>Measurable users: CHWs, clinicians, and outreach teams already active</w:t>
-      </w:r>
-    </w:p>
-    <w:p>
-      <w:pPr>
-        <w:pStyle w:val="ListBullet"/>
-        <w:spacing w:after="60"/>
-      </w:pPr>
-      <w:r>
-        <w:rPr>
-          <w:rFonts w:ascii="Calibri" w:hAnsi="Calibri" w:eastAsia="Calibri"/>
-          <w:b w:val="0"/>
-          <w:i w:val="0"/>
-          <w:color w:val="1E2F38"/>
-          <w:sz w:val="22"/>
-        </w:rPr>
-        <w:t>Clear community impact story — prevention, referrals, stock awareness</w:t>
-      </w:r>
-    </w:p>
-    <w:p>
-      <w:pPr>
-        <w:pStyle w:val="ListBullet"/>
-        <w:spacing w:after="60"/>
-      </w:pPr>
-      <w:r>
-        <w:rPr>
-          <w:rFonts w:ascii="Calibri" w:hAnsi="Calibri" w:eastAsia="Calibri"/>
-          <w:b w:val="0"/>
-          <w:i w:val="0"/>
-          <w:color w:val="1E2F38"/>
-          <w:sz w:val="22"/>
-        </w:rPr>
-        <w:t>A social enterprise that will actually deploy and maintain the product</w:t>
-      </w:r>
-    </w:p>
-    <w:p>
-      <w:pPr>
-        <w:pStyle w:val="ListBullet"/>
-        <w:spacing w:after="60"/>
-      </w:pPr>
-      <w:r>
-        <w:rPr>
-          <w:rFonts w:ascii="Calibri" w:hAnsi="Calibri" w:eastAsia="Calibri"/>
-          <w:b w:val="0"/>
-          <w:i w:val="0"/>
-          <w:color w:val="1E2F38"/>
-          <w:sz w:val="22"/>
-        </w:rPr>
-        <w:t>Portfolio proof that in-kind software can change primary care access</w:t>
-      </w:r>
-    </w:p>
-    <w:p>
-      <w:pPr>
-        <w:spacing w:before="280" w:after="100"/>
-      </w:pPr>
-      <w:r>
-        <w:rPr>
-          <w:rFonts w:ascii="Calibri" w:hAnsi="Calibri" w:eastAsia="Calibri"/>
-          <w:b/>
-          <w:i w:val="0"/>
-          <w:color w:val="0A1F2E"/>
-          <w:sz w:val="36"/>
-        </w:rPr>
-        <w:t>3. The Problem We Address</w:t>
-      </w:r>
-    </w:p>
-    <w:p>
-      <w:pPr>
-        <w:spacing w:before="80" w:after="40"/>
-        <w:jc w:val="center"/>
-      </w:pPr>
-      <w:r>
-        <w:drawing>
-          <wp:inline xmlns:a="http://schemas.openxmlformats.org/drawingml/2006/main" xmlns:pic="http://schemas.openxmlformats.org/drawingml/2006/picture">
-            <wp:extent cx="3430225" cy="2286000"/>
-            <wp:docPr id="2" name="Picture 2"/>
-            <wp:cNvGraphicFramePr>
-              <a:graphicFrameLocks noChangeAspect="1"/>
-            </wp:cNvGraphicFramePr>
-            <a:graphic>
-              <a:graphicData uri="http://schemas.openxmlformats.org/drawingml/2006/picture">
-                <pic:pic>
-                  <pic:nvPicPr>
-                    <pic:cNvPr id="0" name="reactive_clinic_opt.jpg"/>
-                    <pic:cNvPicPr/>
-                  </pic:nvPicPr>
-                  <pic:blipFill>
-                    <a:blip r:embed="rId10"/>
-                    <a:stretch>
-                      <a:fillRect/>
-                    </a:stretch>
-                  </pic:blipFill>
-                  <pic:spPr>
-                    <a:xfrm>
-                      <a:off x="0" y="0"/>
-                      <a:ext cx="3430225" cy="2286000"/>
-                    </a:xfrm>
-                    <a:prstGeom prst="rect"/>
-                  </pic:spPr>
-                </pic:pic>
-              </a:graphicData>
-            </a:graphic>
-          </wp:inline>
-        </w:drawing>
-      </w:r>
-    </w:p>
-    <w:p>
-      <w:pPr>
-        <w:spacing w:after="200" w:before="40" w:line="288" w:lineRule="auto"/>
-        <w:jc w:val="center"/>
-      </w:pPr>
-      <w:r>
-        <w:rPr>
-          <w:rFonts w:ascii="Calibri" w:hAnsi="Calibri" w:eastAsia="Calibri"/>
-          <w:b w:val="0"/>
-          <w:i/>
-          <w:color w:val="3A4A54"/>
-          <w:sz w:val="18"/>
-        </w:rPr>
-        <w:t>Reactive care waits for sickness before it responds</w:t>
-      </w:r>
-    </w:p>
-    <w:p>
-      <w:pPr>
-        <w:spacing w:after="160" w:before="0" w:line="288" w:lineRule="auto"/>
-        <w:jc w:val="left"/>
-      </w:pPr>
-      <w:r>
-        <w:rPr>
-          <w:rFonts w:ascii="Calibri" w:hAnsi="Calibri" w:eastAsia="Calibri"/>
-          <w:b w:val="0"/>
-          <w:i w:val="0"/>
-          <w:color w:val="1E2F38"/>
-          <w:sz w:val="22"/>
-        </w:rPr>
-        <w:t>Our outreach still depends too much on paper and fragmented sheets. That slows referrals and hides emerging hotspots.</w:t>
-      </w:r>
-    </w:p>
-    <w:p>
-      <w:pPr>
-        <w:spacing w:after="160" w:before="0" w:line="288" w:lineRule="auto"/>
-        <w:jc w:val="left"/>
-      </w:pPr>
-      <w:r>
-        <w:rPr>
-          <w:rFonts w:ascii="Calibri" w:hAnsi="Calibri" w:eastAsia="Calibri"/>
-          <w:b w:val="0"/>
-          <w:i w:val="0"/>
-          <w:color w:val="1E2F38"/>
-          <w:sz w:val="22"/>
-        </w:rPr>
-        <w:t>We do not need another brochure website — we need durable web/app infrastructure for community health workflows.</w:t>
-      </w:r>
-    </w:p>
-    <w:p>
-      <w:pPr>
-        <w:spacing w:before="280" w:after="100"/>
-      </w:pPr>
-      <w:r>
-        <w:rPr>
-          <w:rFonts w:ascii="Calibri" w:hAnsi="Calibri" w:eastAsia="Calibri"/>
-          <w:b/>
-          <w:i w:val="0"/>
-          <w:color w:val="0A1F2E"/>
-          <w:sz w:val="36"/>
-        </w:rPr>
-        <w:t>4. Our Solution: FCHIP &amp; Community Reach</w:t>
-      </w:r>
-    </w:p>
-    <w:p>
-      <w:pPr>
-        <w:spacing w:before="80" w:after="40"/>
-        <w:jc w:val="center"/>
-      </w:pPr>
-      <w:r>
-        <w:drawing>
-          <wp:inline xmlns:a="http://schemas.openxmlformats.org/drawingml/2006/main" xmlns:pic="http://schemas.openxmlformats.org/drawingml/2006/picture">
-            <wp:extent cx="4390688" cy="2926080"/>
-            <wp:docPr id="3" name="Picture 3"/>
-            <wp:cNvGraphicFramePr>
-              <a:graphicFrameLocks noChangeAspect="1"/>
-            </wp:cNvGraphicFramePr>
-            <a:graphic>
-              <a:graphicData uri="http://schemas.openxmlformats.org/drawingml/2006/picture">
-                <pic:pic>
-                  <pic:nvPicPr>
-                    <pic:cNvPr id="0" name="data_flow_iso_labeled_opt.jpg"/>
-                    <pic:cNvPicPr/>
-                  </pic:nvPicPr>
-                  <pic:blipFill>
-                    <a:blip r:embed="rId11"/>
-                    <a:stretch>
-                      <a:fillRect/>
-                    </a:stretch>
-                  </pic:blipFill>
-                  <pic:spPr>
-                    <a:xfrm>
-                      <a:off x="0" y="0"/>
-                      <a:ext cx="4390688" cy="2926080"/>
-                    </a:xfrm>
-                    <a:prstGeom prst="rect"/>
-                  </pic:spPr>
-                </pic:pic>
-              </a:graphicData>
-            </a:graphic>
-          </wp:inline>
-        </w:drawing>
-      </w:r>
-    </w:p>
-    <w:p>
-      <w:pPr>
-        <w:spacing w:after="200" w:before="40" w:line="288" w:lineRule="auto"/>
-        <w:jc w:val="center"/>
-      </w:pPr>
-      <w:r>
-        <w:rPr>
-          <w:rFonts w:ascii="Calibri" w:hAnsi="Calibri" w:eastAsia="Calibri"/>
-          <w:b w:val="0"/>
-          <w:i/>
-          <w:color w:val="3A4A54"/>
-          <w:sz w:val="18"/>
-        </w:rPr>
-        <w:t>Community signals → capture → FCHIP intelligence → action</w:t>
-      </w:r>
-    </w:p>
-    <w:p>
-      <w:pPr>
-        <w:spacing w:after="160" w:before="0" w:line="288" w:lineRule="auto"/>
-        <w:jc w:val="left"/>
-      </w:pPr>
-      <w:r>
-        <w:rPr>
-          <w:rFonts w:ascii="Calibri" w:hAnsi="Calibri" w:eastAsia="Calibri"/>
-          <w:b w:val="0"/>
-          <w:i w:val="0"/>
-          <w:color w:val="1E2F38"/>
-          <w:sz w:val="22"/>
-        </w:rPr>
-        <w:t>Scope for Gadfly: (1) CHW/VHT web/mobile-friendly capture with offline tolerance, (2) secure cloud sync, (3) role-based dashboards for clinic and programme managers, (4) export hooks for later AI models.</w:t>
-      </w:r>
-    </w:p>
-    <w:p>
-      <w:pPr>
-        <w:spacing w:after="160" w:before="0" w:line="288" w:lineRule="auto"/>
-        <w:jc w:val="left"/>
-      </w:pPr>
-      <w:r>
-        <w:rPr>
-          <w:rFonts w:ascii="Calibri" w:hAnsi="Calibri" w:eastAsia="Calibri"/>
-          <w:b w:val="0"/>
-          <w:i w:val="0"/>
-          <w:color w:val="1E2F38"/>
-          <w:sz w:val="22"/>
-        </w:rPr>
-        <w:t>FairBanks provides clinical workflows, user testing with CHWs, and hosting/ops ownership after delivery.</w:t>
-      </w:r>
-    </w:p>
-    <w:p>
-      <w:pPr>
-        <w:spacing w:before="180" w:after="100"/>
-      </w:pPr>
-      <w:r>
-        <w:rPr>
-          <w:rFonts w:ascii="Calibri" w:hAnsi="Calibri" w:eastAsia="Calibri"/>
-          <w:b/>
-          <w:i w:val="0"/>
-          <w:color w:val="0D6E6E"/>
-          <w:sz w:val="26"/>
-        </w:rPr>
-        <w:t>4.1 Deep technology core</w:t>
-      </w:r>
-    </w:p>
-    <w:tbl>
-      <w:tblPr>
-        <w:tblW w:type="auto" w:w="0"/>
-        <w:jc w:val="center"/>
-        <w:tblLook w:firstColumn="1" w:firstRow="1" w:lastColumn="0" w:lastRow="0" w:noHBand="0" w:noVBand="1" w:val="04A0"/>
-      </w:tblPr>
-      <w:tblGrid>
-        <w:gridCol w:w="4896"/>
-        <w:gridCol w:w="4896"/>
-      </w:tblGrid>
-      <w:tr>
-        <w:tc>
-          <w:tcPr>
-            <w:tcW w:type="dxa" w:w="3168"/>
-            <w:shd w:fill="0D6E6E"/>
-            <w:tcBorders>
-              <w:top w:val="single" w:sz="8" w:color="0D6E6E"/>
-              <w:left w:val="single" w:sz="8" w:color="0D6E6E"/>
-              <w:bottom w:val="single" w:sz="8" w:color="0D6E6E"/>
-              <w:right w:val="single" w:sz="8" w:color="0D6E6E"/>
-            </w:tcBorders>
-          </w:tcPr>
-          <w:p>
-            <w:r/>
-            <w:r>
-              <w:rPr>
-                <w:rFonts w:ascii="Calibri" w:hAnsi="Calibri" w:eastAsia="Calibri"/>
-                <w:b/>
-                <w:i w:val="0"/>
-                <w:color w:val="FFFFFF"/>
-                <w:sz w:val="20"/>
-              </w:rPr>
-              <w:t>Technology</w:t>
-            </w:r>
-          </w:p>
-        </w:tc>
-        <w:tc>
-          <w:tcPr>
-            <w:tcW w:type="dxa" w:w="6048"/>
-            <w:shd w:fill="0D6E6E"/>
-            <w:tcBorders>
-              <w:top w:val="single" w:sz="8" w:color="0D6E6E"/>
-              <w:left w:val="single" w:sz="8" w:color="0D6E6E"/>
-              <w:bottom w:val="single" w:sz="8" w:color="0D6E6E"/>
-              <w:right w:val="single" w:sz="8" w:color="0D6E6E"/>
-            </w:tcBorders>
-          </w:tcPr>
-          <w:p>
-            <w:r/>
-            <w:r>
-              <w:rPr>
-                <w:rFonts w:ascii="Calibri" w:hAnsi="Calibri" w:eastAsia="Calibri"/>
-                <w:b/>
-                <w:i w:val="0"/>
-                <w:color w:val="FFFFFF"/>
-                <w:sz w:val="20"/>
-              </w:rPr>
-              <w:t>Role</w:t>
-            </w:r>
-          </w:p>
-        </w:tc>
-      </w:tr>
-      <w:tr>
-        <w:tc>
-          <w:tcPr>
-            <w:tcW w:type="dxa" w:w="3168"/>
-            <w:tcBorders>
-              <w:top w:val="single" w:sz="8" w:color="D0DCDC"/>
-              <w:left w:val="single" w:sz="8" w:color="D0DCDC"/>
-              <w:bottom w:val="single" w:sz="8" w:color="D0DCDC"/>
-              <w:right w:val="single" w:sz="8" w:color="D0DCDC"/>
-            </w:tcBorders>
-          </w:tcPr>
-          <w:p>
-            <w:r/>
-            <w:r>
-              <w:rPr>
-                <w:rFonts w:ascii="Calibri" w:hAnsi="Calibri" w:eastAsia="Calibri"/>
-                <w:b w:val="0"/>
-                <w:i w:val="0"/>
-                <w:color w:val="1E2F38"/>
-                <w:sz w:val="20"/>
-              </w:rPr>
-              <w:t>Artificial Intelligence</w:t>
-            </w:r>
-          </w:p>
-        </w:tc>
-        <w:tc>
-          <w:tcPr>
-            <w:tcW w:type="dxa" w:w="6048"/>
-            <w:tcBorders>
-              <w:top w:val="single" w:sz="8" w:color="D0DCDC"/>
-              <w:left w:val="single" w:sz="8" w:color="D0DCDC"/>
-              <w:bottom w:val="single" w:sz="8" w:color="D0DCDC"/>
-              <w:right w:val="single" w:sz="8" w:color="D0DCDC"/>
-            </w:tcBorders>
-          </w:tcPr>
-          <w:p>
-            <w:r/>
-            <w:r>
-              <w:rPr>
-                <w:rFonts w:ascii="Calibri" w:hAnsi="Calibri" w:eastAsia="Calibri"/>
-                <w:b w:val="0"/>
-                <w:i w:val="0"/>
-                <w:color w:val="1E2F38"/>
-                <w:sz w:val="20"/>
-              </w:rPr>
-              <w:t>Outbreak early warning; maternal and NCD risk scoring</w:t>
-            </w:r>
-          </w:p>
-        </w:tc>
-      </w:tr>
-      <w:tr>
-        <w:tc>
-          <w:tcPr>
-            <w:tcW w:type="dxa" w:w="3168"/>
-            <w:shd w:fill="F7F5F0"/>
-            <w:tcBorders>
-              <w:top w:val="single" w:sz="8" w:color="D0DCDC"/>
-              <w:left w:val="single" w:sz="8" w:color="D0DCDC"/>
-              <w:bottom w:val="single" w:sz="8" w:color="D0DCDC"/>
-              <w:right w:val="single" w:sz="8" w:color="D0DCDC"/>
-            </w:tcBorders>
-          </w:tcPr>
-          <w:p>
-            <w:r/>
-            <w:r>
-              <w:rPr>
-                <w:rFonts w:ascii="Calibri" w:hAnsi="Calibri" w:eastAsia="Calibri"/>
-                <w:b w:val="0"/>
-                <w:i w:val="0"/>
-                <w:color w:val="1E2F38"/>
-                <w:sz w:val="20"/>
-              </w:rPr>
-              <w:t>Machine Learning</w:t>
-            </w:r>
-          </w:p>
-        </w:tc>
-        <w:tc>
-          <w:tcPr>
-            <w:tcW w:type="dxa" w:w="6048"/>
-            <w:shd w:fill="F7F5F0"/>
-            <w:tcBorders>
-              <w:top w:val="single" w:sz="8" w:color="D0DCDC"/>
-              <w:left w:val="single" w:sz="8" w:color="D0DCDC"/>
-              <w:bottom w:val="single" w:sz="8" w:color="D0DCDC"/>
-              <w:right w:val="single" w:sz="8" w:color="D0DCDC"/>
-            </w:tcBorders>
-          </w:tcPr>
-          <w:p>
-            <w:r/>
-            <w:r>
-              <w:rPr>
-                <w:rFonts w:ascii="Calibri" w:hAnsi="Calibri" w:eastAsia="Calibri"/>
-                <w:b w:val="0"/>
-                <w:i w:val="0"/>
-                <w:color w:val="1E2F38"/>
-                <w:sz w:val="20"/>
-              </w:rPr>
-              <w:t>Learn from community patterns, seasons, and outreach outcomes</w:t>
-            </w:r>
-          </w:p>
-        </w:tc>
-      </w:tr>
-      <w:tr>
-        <w:tc>
-          <w:tcPr>
-            <w:tcW w:type="dxa" w:w="3168"/>
-            <w:tcBorders>
-              <w:top w:val="single" w:sz="8" w:color="D0DCDC"/>
-              <w:left w:val="single" w:sz="8" w:color="D0DCDC"/>
-              <w:bottom w:val="single" w:sz="8" w:color="D0DCDC"/>
-              <w:right w:val="single" w:sz="8" w:color="D0DCDC"/>
-            </w:tcBorders>
-          </w:tcPr>
-          <w:p>
-            <w:r/>
-            <w:r>
-              <w:rPr>
-                <w:rFonts w:ascii="Calibri" w:hAnsi="Calibri" w:eastAsia="Calibri"/>
-                <w:b w:val="0"/>
-                <w:i w:val="0"/>
-                <w:color w:val="1E2F38"/>
-                <w:sz w:val="20"/>
-              </w:rPr>
-              <w:t>GIS Mapping</w:t>
-            </w:r>
-          </w:p>
-        </w:tc>
-        <w:tc>
-          <w:tcPr>
-            <w:tcW w:type="dxa" w:w="6048"/>
-            <w:tcBorders>
-              <w:top w:val="single" w:sz="8" w:color="D0DCDC"/>
-              <w:left w:val="single" w:sz="8" w:color="D0DCDC"/>
-              <w:bottom w:val="single" w:sz="8" w:color="D0DCDC"/>
-              <w:right w:val="single" w:sz="8" w:color="D0DCDC"/>
-            </w:tcBorders>
-          </w:tcPr>
-          <w:p>
-            <w:r/>
-            <w:r>
-              <w:rPr>
-                <w:rFonts w:ascii="Calibri" w:hAnsi="Calibri" w:eastAsia="Calibri"/>
-                <w:b w:val="0"/>
-                <w:i w:val="0"/>
-                <w:color w:val="1E2F38"/>
-                <w:sz w:val="20"/>
-              </w:rPr>
-              <w:t>Disease distribution, hotspots, and resource gaps</w:t>
-            </w:r>
-          </w:p>
-        </w:tc>
-      </w:tr>
-      <w:tr>
-        <w:tc>
-          <w:tcPr>
-            <w:tcW w:type="dxa" w:w="3168"/>
-            <w:shd w:fill="F7F5F0"/>
-            <w:tcBorders>
-              <w:top w:val="single" w:sz="8" w:color="D0DCDC"/>
-              <w:left w:val="single" w:sz="8" w:color="D0DCDC"/>
-              <w:bottom w:val="single" w:sz="8" w:color="D0DCDC"/>
-              <w:right w:val="single" w:sz="8" w:color="D0DCDC"/>
-            </w:tcBorders>
-          </w:tcPr>
-          <w:p>
-            <w:r/>
-            <w:r>
-              <w:rPr>
-                <w:rFonts w:ascii="Calibri" w:hAnsi="Calibri" w:eastAsia="Calibri"/>
-                <w:b w:val="0"/>
-                <w:i w:val="0"/>
-                <w:color w:val="1E2F38"/>
-                <w:sz w:val="20"/>
-              </w:rPr>
-              <w:t>Mobile Data Collection</w:t>
-            </w:r>
-          </w:p>
-        </w:tc>
-        <w:tc>
-          <w:tcPr>
-            <w:tcW w:type="dxa" w:w="6048"/>
-            <w:shd w:fill="F7F5F0"/>
-            <w:tcBorders>
-              <w:top w:val="single" w:sz="8" w:color="D0DCDC"/>
-              <w:left w:val="single" w:sz="8" w:color="D0DCDC"/>
-              <w:bottom w:val="single" w:sz="8" w:color="D0DCDC"/>
-              <w:right w:val="single" w:sz="8" w:color="D0DCDC"/>
-            </w:tcBorders>
-          </w:tcPr>
-          <w:p>
-            <w:r/>
-            <w:r>
-              <w:rPr>
-                <w:rFonts w:ascii="Calibri" w:hAnsi="Calibri" w:eastAsia="Calibri"/>
-                <w:b w:val="0"/>
-                <w:i w:val="0"/>
-                <w:color w:val="1E2F38"/>
-                <w:sz w:val="20"/>
-              </w:rPr>
-              <w:t>Offline-capable CHW/VHT capture at household level</w:t>
-            </w:r>
-          </w:p>
-        </w:tc>
-      </w:tr>
-      <w:tr>
-        <w:tc>
-          <w:tcPr>
-            <w:tcW w:type="dxa" w:w="3168"/>
-            <w:tcBorders>
-              <w:top w:val="single" w:sz="8" w:color="D0DCDC"/>
-              <w:left w:val="single" w:sz="8" w:color="D0DCDC"/>
-              <w:bottom w:val="single" w:sz="8" w:color="D0DCDC"/>
-              <w:right w:val="single" w:sz="8" w:color="D0DCDC"/>
-            </w:tcBorders>
-          </w:tcPr>
-          <w:p>
-            <w:r/>
-            <w:r>
-              <w:rPr>
-                <w:rFonts w:ascii="Calibri" w:hAnsi="Calibri" w:eastAsia="Calibri"/>
-                <w:b w:val="0"/>
-                <w:i w:val="0"/>
-                <w:color w:val="1E2F38"/>
-                <w:sz w:val="20"/>
-              </w:rPr>
-              <w:t>Cloud Computing</w:t>
-            </w:r>
-          </w:p>
-        </w:tc>
-        <w:tc>
-          <w:tcPr>
-            <w:tcW w:type="dxa" w:w="6048"/>
-            <w:tcBorders>
-              <w:top w:val="single" w:sz="8" w:color="D0DCDC"/>
-              <w:left w:val="single" w:sz="8" w:color="D0DCDC"/>
-              <w:bottom w:val="single" w:sz="8" w:color="D0DCDC"/>
-              <w:right w:val="single" w:sz="8" w:color="D0DCDC"/>
-            </w:tcBorders>
-          </w:tcPr>
-          <w:p>
-            <w:r/>
-            <w:r>
-              <w:rPr>
-                <w:rFonts w:ascii="Calibri" w:hAnsi="Calibri" w:eastAsia="Calibri"/>
-                <w:b w:val="0"/>
-                <w:i w:val="0"/>
-                <w:color w:val="1E2F38"/>
-                <w:sz w:val="20"/>
-              </w:rPr>
-              <w:t>Secure sync across facilities and partners</w:t>
-            </w:r>
-          </w:p>
-        </w:tc>
-      </w:tr>
-      <w:tr>
-        <w:tc>
-          <w:tcPr>
-            <w:tcW w:type="dxa" w:w="3168"/>
-            <w:shd w:fill="F7F5F0"/>
-            <w:tcBorders>
-              <w:top w:val="single" w:sz="8" w:color="D0DCDC"/>
-              <w:left w:val="single" w:sz="8" w:color="D0DCDC"/>
-              <w:bottom w:val="single" w:sz="8" w:color="D0DCDC"/>
-              <w:right w:val="single" w:sz="8" w:color="D0DCDC"/>
-            </w:tcBorders>
-          </w:tcPr>
-          <w:p>
-            <w:r/>
-            <w:r>
-              <w:rPr>
-                <w:rFonts w:ascii="Calibri" w:hAnsi="Calibri" w:eastAsia="Calibri"/>
-                <w:b w:val="0"/>
-                <w:i w:val="0"/>
-                <w:color w:val="1E2F38"/>
-                <w:sz w:val="20"/>
-              </w:rPr>
-              <w:t>Analytics Dashboards</w:t>
-            </w:r>
-          </w:p>
-        </w:tc>
-        <w:tc>
-          <w:tcPr>
-            <w:tcW w:type="dxa" w:w="6048"/>
-            <w:shd w:fill="F7F5F0"/>
-            <w:tcBorders>
-              <w:top w:val="single" w:sz="8" w:color="D0DCDC"/>
-              <w:left w:val="single" w:sz="8" w:color="D0DCDC"/>
-              <w:bottom w:val="single" w:sz="8" w:color="D0DCDC"/>
-              <w:right w:val="single" w:sz="8" w:color="D0DCDC"/>
-            </w:tcBorders>
-          </w:tcPr>
-          <w:p>
-            <w:r/>
-            <w:r>
-              <w:rPr>
-                <w:rFonts w:ascii="Calibri" w:hAnsi="Calibri" w:eastAsia="Calibri"/>
-                <w:b w:val="0"/>
-                <w:i w:val="0"/>
-                <w:color w:val="1E2F38"/>
-                <w:sz w:val="20"/>
-              </w:rPr>
-              <w:t>Real-time views for clinics, districts, and NGOs</w:t>
-            </w:r>
-          </w:p>
-        </w:tc>
-      </w:tr>
-    </w:tbl>
-    <w:p/>
-    <w:p>
-      <w:pPr>
-        <w:spacing w:before="180" w:after="100"/>
-      </w:pPr>
-      <w:r>
-        <w:rPr>
-          <w:rFonts w:ascii="Calibri" w:hAnsi="Calibri" w:eastAsia="Calibri"/>
-          <w:b/>
-          <w:i w:val="0"/>
-          <w:color w:val="0D6E6E"/>
-          <w:sz w:val="26"/>
-        </w:rPr>
-        <w:t>4.2 Priority use cases for this call</w:t>
-      </w:r>
-    </w:p>
-    <w:p>
-      <w:pPr>
-        <w:spacing w:after="80" w:before="0" w:line="288" w:lineRule="auto"/>
-        <w:jc w:val="left"/>
-      </w:pPr>
-      <w:r>
-        <w:rPr>
-          <w:rFonts w:ascii="Calibri" w:hAnsi="Calibri" w:eastAsia="Calibri"/>
-          <w:b w:val="0"/>
-          <w:i w:val="0"/>
-          <w:color w:val="1E2F38"/>
-          <w:sz w:val="22"/>
-        </w:rPr>
-        <w:t>Household visit forms: Structured maternal, child, and NCD screening capture.</w:t>
-      </w:r>
-    </w:p>
-    <w:p>
-      <w:pPr>
-        <w:spacing w:after="80" w:before="0" w:line="288" w:lineRule="auto"/>
-        <w:jc w:val="left"/>
-      </w:pPr>
-      <w:r>
-        <w:rPr>
-          <w:rFonts w:ascii="Calibri" w:hAnsi="Calibri" w:eastAsia="Calibri"/>
-          <w:b w:val="0"/>
-          <w:i w:val="0"/>
-          <w:color w:val="1E2F38"/>
-          <w:sz w:val="22"/>
-        </w:rPr>
-        <w:t>Referral tracker: See who was referred and who completed care.</w:t>
-      </w:r>
-    </w:p>
-    <w:p>
-      <w:pPr>
-        <w:spacing w:after="80" w:before="0" w:line="288" w:lineRule="auto"/>
-        <w:jc w:val="left"/>
-      </w:pPr>
-      <w:r>
-        <w:rPr>
-          <w:rFonts w:ascii="Calibri" w:hAnsi="Calibri" w:eastAsia="Calibri"/>
-          <w:b w:val="0"/>
-          <w:i w:val="0"/>
-          <w:color w:val="1E2F38"/>
-          <w:sz w:val="22"/>
-        </w:rPr>
-        <w:t>Programme dashboard: Managers see coverage gaps by community.</w:t>
-      </w:r>
-    </w:p>
-    <w:p>
-      <w:pPr>
-        <w:spacing w:before="280" w:after="100"/>
-      </w:pPr>
-      <w:r>
-        <w:rPr>
-          <w:rFonts w:ascii="Calibri" w:hAnsi="Calibri" w:eastAsia="Calibri"/>
-          <w:b/>
-          <w:i w:val="0"/>
-          <w:color w:val="0A1F2E"/>
-          <w:sz w:val="36"/>
-        </w:rPr>
-        <w:t>5. Fit to Programme Criteria</w:t>
-      </w:r>
-    </w:p>
-    <w:tbl>
-      <w:tblPr>
-        <w:tblW w:type="auto" w:w="0"/>
-        <w:jc w:val="center"/>
-        <w:tblLook w:firstColumn="1" w:firstRow="1" w:lastColumn="0" w:lastRow="0" w:noHBand="0" w:noVBand="1" w:val="04A0"/>
-      </w:tblPr>
-      <w:tblGrid>
-        <w:gridCol w:w="4896"/>
-        <w:gridCol w:w="4896"/>
-      </w:tblGrid>
-      <w:tr>
-        <w:tc>
-          <w:tcPr>
-            <w:tcW w:type="dxa" w:w="3456"/>
-            <w:shd w:fill="0D6E6E"/>
-            <w:tcBorders>
-              <w:top w:val="single" w:sz="8" w:color="0D6E6E"/>
-              <w:left w:val="single" w:sz="8" w:color="0D6E6E"/>
-              <w:bottom w:val="single" w:sz="8" w:color="0D6E6E"/>
-              <w:right w:val="single" w:sz="8" w:color="0D6E6E"/>
-            </w:tcBorders>
-          </w:tcPr>
-          <w:p>
-            <w:r/>
-            <w:r>
-              <w:rPr>
-                <w:rFonts w:ascii="Calibri" w:hAnsi="Calibri" w:eastAsia="Calibri"/>
-                <w:b/>
-                <w:i w:val="0"/>
-                <w:color w:val="FFFFFF"/>
-                <w:sz w:val="20"/>
-              </w:rPr>
-              <w:t>Criterion / theme</w:t>
-            </w:r>
-          </w:p>
-        </w:tc>
-        <w:tc>
-          <w:tcPr>
-            <w:tcW w:type="dxa" w:w="5760"/>
-            <w:shd w:fill="0D6E6E"/>
-            <w:tcBorders>
-              <w:top w:val="single" w:sz="8" w:color="0D6E6E"/>
-              <w:left w:val="single" w:sz="8" w:color="0D6E6E"/>
-              <w:bottom w:val="single" w:sz="8" w:color="0D6E6E"/>
-              <w:right w:val="single" w:sz="8" w:color="0D6E6E"/>
-            </w:tcBorders>
-          </w:tcPr>
-          <w:p>
-            <w:r/>
-            <w:r>
-              <w:rPr>
-                <w:rFonts w:ascii="Calibri" w:hAnsi="Calibri" w:eastAsia="Calibri"/>
-                <w:b/>
-                <w:i w:val="0"/>
-                <w:color w:val="FFFFFF"/>
-                <w:sz w:val="20"/>
-              </w:rPr>
-              <w:t>How we respond</w:t>
-            </w:r>
-          </w:p>
-        </w:tc>
-      </w:tr>
-      <w:tr>
-        <w:tc>
-          <w:tcPr>
-            <w:tcW w:type="dxa" w:w="3456"/>
-            <w:tcBorders>
-              <w:top w:val="single" w:sz="8" w:color="D0DCDC"/>
-              <w:left w:val="single" w:sz="8" w:color="D0DCDC"/>
-              <w:bottom w:val="single" w:sz="8" w:color="D0DCDC"/>
-              <w:right w:val="single" w:sz="8" w:color="D0DCDC"/>
-            </w:tcBorders>
-          </w:tcPr>
-          <w:p>
-            <w:r/>
-            <w:r>
-              <w:rPr>
-                <w:rFonts w:ascii="Calibri" w:hAnsi="Calibri" w:eastAsia="Calibri"/>
-                <w:b w:val="0"/>
-                <w:i w:val="0"/>
-                <w:color w:val="1E2F38"/>
-                <w:sz w:val="20"/>
-              </w:rPr>
-              <w:t>Mission-driven org</w:t>
-            </w:r>
-          </w:p>
-        </w:tc>
-        <w:tc>
-          <w:tcPr>
-            <w:tcW w:type="dxa" w:w="5760"/>
-            <w:tcBorders>
-              <w:top w:val="single" w:sz="8" w:color="D0DCDC"/>
-              <w:left w:val="single" w:sz="8" w:color="D0DCDC"/>
-              <w:bottom w:val="single" w:sz="8" w:color="D0DCDC"/>
-              <w:right w:val="single" w:sz="8" w:color="D0DCDC"/>
-            </w:tcBorders>
-          </w:tcPr>
-          <w:p>
-            <w:r/>
-            <w:r>
-              <w:rPr>
-                <w:rFonts w:ascii="Calibri" w:hAnsi="Calibri" w:eastAsia="Calibri"/>
-                <w:b w:val="0"/>
-                <w:i w:val="0"/>
-                <w:color w:val="1E2F38"/>
-                <w:sz w:val="20"/>
-              </w:rPr>
-              <w:t>Community health social enterprise serving underserved areas</w:t>
-            </w:r>
-          </w:p>
-        </w:tc>
-      </w:tr>
-      <w:tr>
-        <w:tc>
-          <w:tcPr>
-            <w:tcW w:type="dxa" w:w="3456"/>
-            <w:shd w:fill="F7F5F0"/>
-            <w:tcBorders>
-              <w:top w:val="single" w:sz="8" w:color="D0DCDC"/>
-              <w:left w:val="single" w:sz="8" w:color="D0DCDC"/>
-              <w:bottom w:val="single" w:sz="8" w:color="D0DCDC"/>
-              <w:right w:val="single" w:sz="8" w:color="D0DCDC"/>
-            </w:tcBorders>
-          </w:tcPr>
-          <w:p>
-            <w:r/>
-            <w:r>
-              <w:rPr>
-                <w:rFonts w:ascii="Calibri" w:hAnsi="Calibri" w:eastAsia="Calibri"/>
-                <w:b w:val="0"/>
-                <w:i w:val="0"/>
-                <w:color w:val="1E2F38"/>
-                <w:sz w:val="20"/>
-              </w:rPr>
-              <w:t>Custom web / databases</w:t>
-            </w:r>
-          </w:p>
-        </w:tc>
-        <w:tc>
-          <w:tcPr>
-            <w:tcW w:type="dxa" w:w="5760"/>
-            <w:shd w:fill="F7F5F0"/>
-            <w:tcBorders>
-              <w:top w:val="single" w:sz="8" w:color="D0DCDC"/>
-              <w:left w:val="single" w:sz="8" w:color="D0DCDC"/>
-              <w:bottom w:val="single" w:sz="8" w:color="D0DCDC"/>
-              <w:right w:val="single" w:sz="8" w:color="D0DCDC"/>
-            </w:tcBorders>
-          </w:tcPr>
-          <w:p>
-            <w:r/>
-            <w:r>
-              <w:rPr>
-                <w:rFonts w:ascii="Calibri" w:hAnsi="Calibri" w:eastAsia="Calibri"/>
-                <w:b w:val="0"/>
-                <w:i w:val="0"/>
-                <w:color w:val="1E2F38"/>
-                <w:sz w:val="20"/>
-              </w:rPr>
-              <w:t>Capture + sync + dashboards are core Gadfly territory</w:t>
-            </w:r>
-          </w:p>
-        </w:tc>
-      </w:tr>
-      <w:tr>
-        <w:tc>
-          <w:tcPr>
-            <w:tcW w:type="dxa" w:w="3456"/>
-            <w:tcBorders>
-              <w:top w:val="single" w:sz="8" w:color="D0DCDC"/>
-              <w:left w:val="single" w:sz="8" w:color="D0DCDC"/>
-              <w:bottom w:val="single" w:sz="8" w:color="D0DCDC"/>
-              <w:right w:val="single" w:sz="8" w:color="D0DCDC"/>
-            </w:tcBorders>
-          </w:tcPr>
-          <w:p>
-            <w:r/>
-            <w:r>
-              <w:rPr>
-                <w:rFonts w:ascii="Calibri" w:hAnsi="Calibri" w:eastAsia="Calibri"/>
-                <w:b w:val="0"/>
-                <w:i w:val="0"/>
-                <w:color w:val="1E2F38"/>
-                <w:sz w:val="20"/>
-              </w:rPr>
-              <w:t>Users served over complexity</w:t>
-            </w:r>
-          </w:p>
-        </w:tc>
-        <w:tc>
-          <w:tcPr>
-            <w:tcW w:type="dxa" w:w="5760"/>
-            <w:tcBorders>
-              <w:top w:val="single" w:sz="8" w:color="D0DCDC"/>
-              <w:left w:val="single" w:sz="8" w:color="D0DCDC"/>
-              <w:bottom w:val="single" w:sz="8" w:color="D0DCDC"/>
-              <w:right w:val="single" w:sz="8" w:color="D0DCDC"/>
-            </w:tcBorders>
-          </w:tcPr>
-          <w:p>
-            <w:r/>
-            <w:r>
-              <w:rPr>
-                <w:rFonts w:ascii="Calibri" w:hAnsi="Calibri" w:eastAsia="Calibri"/>
-                <w:b w:val="0"/>
-                <w:i w:val="0"/>
-                <w:color w:val="1E2F38"/>
-                <w:sz w:val="20"/>
-              </w:rPr>
-              <w:t>Priority is CHW usability and community impact</w:t>
-            </w:r>
-          </w:p>
-        </w:tc>
-      </w:tr>
-      <w:tr>
-        <w:tc>
-          <w:tcPr>
-            <w:tcW w:type="dxa" w:w="3456"/>
-            <w:shd w:fill="F7F5F0"/>
-            <w:tcBorders>
-              <w:top w:val="single" w:sz="8" w:color="D0DCDC"/>
-              <w:left w:val="single" w:sz="8" w:color="D0DCDC"/>
-              <w:bottom w:val="single" w:sz="8" w:color="D0DCDC"/>
-              <w:right w:val="single" w:sz="8" w:color="D0DCDC"/>
-            </w:tcBorders>
-          </w:tcPr>
-          <w:p>
-            <w:r/>
-            <w:r>
-              <w:rPr>
-                <w:rFonts w:ascii="Calibri" w:hAnsi="Calibri" w:eastAsia="Calibri"/>
-                <w:b w:val="0"/>
-                <w:i w:val="0"/>
-                <w:color w:val="1E2F38"/>
-                <w:sz w:val="20"/>
-              </w:rPr>
-              <w:t>Worldwide eligibility</w:t>
-            </w:r>
-          </w:p>
-        </w:tc>
-        <w:tc>
-          <w:tcPr>
-            <w:tcW w:type="dxa" w:w="5760"/>
-            <w:shd w:fill="F7F5F0"/>
-            <w:tcBorders>
-              <w:top w:val="single" w:sz="8" w:color="D0DCDC"/>
-              <w:left w:val="single" w:sz="8" w:color="D0DCDC"/>
-              <w:bottom w:val="single" w:sz="8" w:color="D0DCDC"/>
-              <w:right w:val="single" w:sz="8" w:color="D0DCDC"/>
-            </w:tcBorders>
-          </w:tcPr>
-          <w:p>
-            <w:r/>
-            <w:r>
-              <w:rPr>
-                <w:rFonts w:ascii="Calibri" w:hAnsi="Calibri" w:eastAsia="Calibri"/>
-                <w:b w:val="0"/>
-                <w:i w:val="0"/>
-                <w:color w:val="1E2F38"/>
-                <w:sz w:val="20"/>
-              </w:rPr>
-              <w:t>Ugandan organisation qualifies</w:t>
-            </w:r>
-          </w:p>
-        </w:tc>
-      </w:tr>
-    </w:tbl>
-    <w:p/>
-    <w:p>
-      <w:pPr>
-        <w:spacing w:before="280" w:after="100"/>
-      </w:pPr>
-      <w:r>
-        <w:rPr>
-          <w:rFonts w:ascii="Calibri" w:hAnsi="Calibri" w:eastAsia="Calibri"/>
-          <w:b/>
-          <w:i w:val="0"/>
-          <w:color w:val="0A1F2E"/>
-          <w:sz w:val="36"/>
-        </w:rPr>
-        <w:t>6. Why FairBanks Is Ready</w:t>
-      </w:r>
-    </w:p>
-    <w:p>
-      <w:pPr>
-        <w:spacing w:before="80" w:after="40"/>
-        <w:jc w:val="center"/>
-      </w:pPr>
-      <w:r>
-        <w:drawing>
-          <wp:inline xmlns:a="http://schemas.openxmlformats.org/drawingml/2006/main" xmlns:pic="http://schemas.openxmlformats.org/drawingml/2006/picture">
-            <wp:extent cx="4390688" cy="2926080"/>
-            <wp:docPr id="4" name="Picture 4"/>
-            <wp:cNvGraphicFramePr>
-              <a:graphicFrameLocks noChangeAspect="1"/>
-            </wp:cNvGraphicFramePr>
-            <a:graphic>
-              <a:graphicData uri="http://schemas.openxmlformats.org/drawingml/2006/picture">
-                <pic:pic>
-                  <pic:nvPicPr>
-                    <pic:cNvPr id="0" name="outreach_facilitator_canopy_01_opt.jpg"/>
-                    <pic:cNvPicPr/>
-                  </pic:nvPicPr>
-                  <pic:blipFill>
-                    <a:blip r:embed="rId12"/>
-                    <a:stretch>
-                      <a:fillRect/>
-                    </a:stretch>
-                  </pic:blipFill>
-                  <pic:spPr>
-                    <a:xfrm>
-                      <a:off x="0" y="0"/>
-                      <a:ext cx="4390688" cy="2926080"/>
-                    </a:xfrm>
-                    <a:prstGeom prst="rect"/>
-                  </pic:spPr>
-                </pic:pic>
-              </a:graphicData>
-            </a:graphic>
-          </wp:inline>
-        </w:drawing>
-      </w:r>
-    </w:p>
-    <w:p>
-      <w:pPr>
-        <w:spacing w:after="200" w:before="40" w:line="288" w:lineRule="auto"/>
-        <w:jc w:val="center"/>
-      </w:pPr>
-      <w:r>
-        <w:rPr>
-          <w:rFonts w:ascii="Calibri" w:hAnsi="Calibri" w:eastAsia="Calibri"/>
-          <w:b w:val="0"/>
-          <w:i/>
-          <w:color w:val="3A4A54"/>
-          <w:sz w:val="18"/>
-        </w:rPr>
-        <w:t>Live outreach in Kampala-area communities</w:t>
-      </w:r>
-    </w:p>
-    <w:p>
-      <w:pPr>
-        <w:pStyle w:val="ListBullet"/>
-        <w:spacing w:after="60"/>
-      </w:pPr>
-      <w:r>
-        <w:rPr>
-          <w:rFonts w:ascii="Calibri" w:hAnsi="Calibri" w:eastAsia="Calibri"/>
-          <w:b w:val="0"/>
-          <w:i w:val="0"/>
-          <w:color w:val="1E2F38"/>
-          <w:sz w:val="22"/>
-        </w:rPr>
-        <w:t>Functioning FairBanks Medical Centre with clinic, pharmacy, and diagnostics</w:t>
-      </w:r>
-    </w:p>
-    <w:p>
-      <w:pPr>
-        <w:pStyle w:val="ListBullet"/>
-        <w:spacing w:after="60"/>
-      </w:pPr>
-      <w:r>
-        <w:rPr>
-          <w:rFonts w:ascii="Calibri" w:hAnsi="Calibri" w:eastAsia="Calibri"/>
-          <w:b w:val="0"/>
-          <w:i w:val="0"/>
-          <w:color w:val="1E2F38"/>
-          <w:sz w:val="22"/>
-        </w:rPr>
-        <w:t>Active Community Reach outreach in Bukoto, Kyebando, Kisaasi, Kamwokya, Kikaaya</w:t>
-      </w:r>
-    </w:p>
-    <w:p>
-      <w:pPr>
-        <w:pStyle w:val="ListBullet"/>
-        <w:spacing w:after="60"/>
-      </w:pPr>
-      <w:r>
-        <w:rPr>
-          <w:rFonts w:ascii="Calibri" w:hAnsi="Calibri" w:eastAsia="Calibri"/>
-          <w:b w:val="0"/>
-          <w:i w:val="0"/>
-          <w:color w:val="1E2F38"/>
-          <w:sz w:val="22"/>
-        </w:rPr>
-        <w:t>Trusted CHW and VHT relationships for household visits and referrals</w:t>
-      </w:r>
-    </w:p>
-    <w:p>
-      <w:pPr>
-        <w:pStyle w:val="ListBullet"/>
-        <w:spacing w:after="60"/>
-      </w:pPr>
-      <w:r>
-        <w:rPr>
-          <w:rFonts w:ascii="Calibri" w:hAnsi="Calibri" w:eastAsia="Calibri"/>
-          <w:b w:val="0"/>
-          <w:i w:val="0"/>
-          <w:color w:val="1E2F38"/>
-          <w:sz w:val="22"/>
-        </w:rPr>
-        <w:t>Live programmes: maternal &amp; child health, Gericare, chronic-disease screening</w:t>
-      </w:r>
-    </w:p>
-    <w:p>
-      <w:pPr>
-        <w:pStyle w:val="ListBullet"/>
-        <w:spacing w:after="60"/>
-      </w:pPr>
-      <w:r>
-        <w:rPr>
-          <w:rFonts w:ascii="Calibri" w:hAnsi="Calibri" w:eastAsia="Calibri"/>
-          <w:b w:val="0"/>
-          <w:i w:val="0"/>
-          <w:color w:val="1E2F38"/>
-          <w:sz w:val="22"/>
-        </w:rPr>
-        <w:t>Digital health records and outreach data ready to feed FCHIP</w:t>
-      </w:r>
-    </w:p>
-    <w:p>
-      <w:pPr>
-        <w:pStyle w:val="ListBullet"/>
-        <w:spacing w:after="60"/>
-      </w:pPr>
-      <w:r>
-        <w:rPr>
-          <w:rFonts w:ascii="Calibri" w:hAnsi="Calibri" w:eastAsia="Calibri"/>
-          <w:b w:val="0"/>
-          <w:i w:val="0"/>
-          <w:color w:val="1E2F38"/>
-          <w:sz w:val="22"/>
-        </w:rPr>
-        <w:t>Research and partnership mindset for ethical, evidence-based scale</w:t>
-      </w:r>
-    </w:p>
-    <w:p>
-      <w:pPr>
-        <w:spacing w:before="280" w:after="100"/>
-      </w:pPr>
-      <w:r>
-        <w:rPr>
-          <w:rFonts w:ascii="Calibri" w:hAnsi="Calibri" w:eastAsia="Calibri"/>
-          <w:b/>
-          <w:i w:val="0"/>
-          <w:color w:val="0A1F2E"/>
-          <w:sz w:val="36"/>
-        </w:rPr>
-        <w:t>7. Proposed Plan</w:t>
-      </w:r>
-    </w:p>
-    <w:tbl>
-      <w:tblPr>
-        <w:tblW w:type="auto" w:w="0"/>
-        <w:jc w:val="center"/>
-        <w:tblLook w:firstColumn="1" w:firstRow="1" w:lastColumn="0" w:lastRow="0" w:noHBand="0" w:noVBand="1" w:val="04A0"/>
-      </w:tblPr>
-      <w:tblGrid>
-        <w:gridCol w:w="4896"/>
-        <w:gridCol w:w="4896"/>
-      </w:tblGrid>
-      <w:tr>
-        <w:tc>
-          <w:tcPr>
-            <w:tcW w:type="dxa" w:w="2880"/>
-            <w:shd w:fill="0D6E6E"/>
-            <w:tcBorders>
-              <w:top w:val="single" w:sz="8" w:color="0D6E6E"/>
-              <w:left w:val="single" w:sz="8" w:color="0D6E6E"/>
-              <w:bottom w:val="single" w:sz="8" w:color="0D6E6E"/>
-              <w:right w:val="single" w:sz="8" w:color="0D6E6E"/>
-            </w:tcBorders>
-          </w:tcPr>
-          <w:p>
-            <w:r/>
-            <w:r>
-              <w:rPr>
-                <w:rFonts w:ascii="Calibri" w:hAnsi="Calibri" w:eastAsia="Calibri"/>
-                <w:b/>
-                <w:i w:val="0"/>
-                <w:color w:val="FFFFFF"/>
-                <w:sz w:val="20"/>
-              </w:rPr>
-              <w:t>Phase / step</w:t>
-            </w:r>
-          </w:p>
-        </w:tc>
-        <w:tc>
-          <w:tcPr>
-            <w:tcW w:type="dxa" w:w="6336"/>
-            <w:shd w:fill="0D6E6E"/>
-            <w:tcBorders>
-              <w:top w:val="single" w:sz="8" w:color="0D6E6E"/>
-              <w:left w:val="single" w:sz="8" w:color="0D6E6E"/>
-              <w:bottom w:val="single" w:sz="8" w:color="0D6E6E"/>
-              <w:right w:val="single" w:sz="8" w:color="0D6E6E"/>
-            </w:tcBorders>
-          </w:tcPr>
-          <w:p>
-            <w:r/>
-            <w:r>
-              <w:rPr>
-                <w:rFonts w:ascii="Calibri" w:hAnsi="Calibri" w:eastAsia="Calibri"/>
-                <w:b/>
-                <w:i w:val="0"/>
-                <w:color w:val="FFFFFF"/>
-                <w:sz w:val="20"/>
-              </w:rPr>
-              <w:t>Detail</w:t>
-            </w:r>
-          </w:p>
-        </w:tc>
-      </w:tr>
-      <w:tr>
-        <w:tc>
-          <w:tcPr>
-            <w:tcW w:type="dxa" w:w="2880"/>
-            <w:tcBorders>
-              <w:top w:val="single" w:sz="8" w:color="D0DCDC"/>
-              <w:left w:val="single" w:sz="8" w:color="D0DCDC"/>
-              <w:bottom w:val="single" w:sz="8" w:color="D0DCDC"/>
-              <w:right w:val="single" w:sz="8" w:color="D0DCDC"/>
-            </w:tcBorders>
-          </w:tcPr>
-          <w:p>
-            <w:r/>
-            <w:r>
-              <w:rPr>
-                <w:rFonts w:ascii="Calibri" w:hAnsi="Calibri" w:eastAsia="Calibri"/>
-                <w:b w:val="0"/>
-                <w:i w:val="0"/>
-                <w:color w:val="1E2F38"/>
-                <w:sz w:val="20"/>
-              </w:rPr>
-              <w:t>Discovery (weeks 1–3)</w:t>
-            </w:r>
-          </w:p>
-        </w:tc>
-        <w:tc>
-          <w:tcPr>
-            <w:tcW w:type="dxa" w:w="6336"/>
-            <w:tcBorders>
-              <w:top w:val="single" w:sz="8" w:color="D0DCDC"/>
-              <w:left w:val="single" w:sz="8" w:color="D0DCDC"/>
-              <w:bottom w:val="single" w:sz="8" w:color="D0DCDC"/>
-              <w:right w:val="single" w:sz="8" w:color="D0DCDC"/>
-            </w:tcBorders>
-          </w:tcPr>
-          <w:p>
-            <w:r/>
-            <w:r>
-              <w:rPr>
-                <w:rFonts w:ascii="Calibri" w:hAnsi="Calibri" w:eastAsia="Calibri"/>
-                <w:b w:val="0"/>
-                <w:i w:val="0"/>
-                <w:color w:val="1E2F38"/>
-                <w:sz w:val="20"/>
-              </w:rPr>
-              <w:t>Workflow mapping with CHWs and clinicians; prioritise MVP screens</w:t>
-            </w:r>
-          </w:p>
-        </w:tc>
-      </w:tr>
-      <w:tr>
-        <w:tc>
-          <w:tcPr>
-            <w:tcW w:type="dxa" w:w="2880"/>
-            <w:shd w:fill="F7F5F0"/>
-            <w:tcBorders>
-              <w:top w:val="single" w:sz="8" w:color="D0DCDC"/>
-              <w:left w:val="single" w:sz="8" w:color="D0DCDC"/>
-              <w:bottom w:val="single" w:sz="8" w:color="D0DCDC"/>
-              <w:right w:val="single" w:sz="8" w:color="D0DCDC"/>
-            </w:tcBorders>
-          </w:tcPr>
-          <w:p>
-            <w:r/>
-            <w:r>
-              <w:rPr>
-                <w:rFonts w:ascii="Calibri" w:hAnsi="Calibri" w:eastAsia="Calibri"/>
-                <w:b w:val="0"/>
-                <w:i w:val="0"/>
-                <w:color w:val="1E2F38"/>
-                <w:sz w:val="20"/>
-              </w:rPr>
-              <w:t>Build (weeks 4–14)</w:t>
-            </w:r>
-          </w:p>
-        </w:tc>
-        <w:tc>
-          <w:tcPr>
-            <w:tcW w:type="dxa" w:w="6336"/>
-            <w:shd w:fill="F7F5F0"/>
-            <w:tcBorders>
-              <w:top w:val="single" w:sz="8" w:color="D0DCDC"/>
-              <w:left w:val="single" w:sz="8" w:color="D0DCDC"/>
-              <w:bottom w:val="single" w:sz="8" w:color="D0DCDC"/>
-              <w:right w:val="single" w:sz="8" w:color="D0DCDC"/>
-            </w:tcBorders>
-          </w:tcPr>
-          <w:p>
-            <w:r/>
-            <w:r>
-              <w:rPr>
-                <w:rFonts w:ascii="Calibri" w:hAnsi="Calibri" w:eastAsia="Calibri"/>
-                <w:b w:val="0"/>
-                <w:i w:val="0"/>
-                <w:color w:val="1E2F38"/>
-                <w:sz w:val="20"/>
-              </w:rPr>
-              <w:t>Capture, sync, auth, dashboards; iterative field tests</w:t>
-            </w:r>
-          </w:p>
-        </w:tc>
-      </w:tr>
-      <w:tr>
-        <w:tc>
-          <w:tcPr>
-            <w:tcW w:type="dxa" w:w="2880"/>
-            <w:tcBorders>
-              <w:top w:val="single" w:sz="8" w:color="D0DCDC"/>
-              <w:left w:val="single" w:sz="8" w:color="D0DCDC"/>
-              <w:bottom w:val="single" w:sz="8" w:color="D0DCDC"/>
-              <w:right w:val="single" w:sz="8" w:color="D0DCDC"/>
-            </w:tcBorders>
-          </w:tcPr>
-          <w:p>
-            <w:r/>
-            <w:r>
-              <w:rPr>
-                <w:rFonts w:ascii="Calibri" w:hAnsi="Calibri" w:eastAsia="Calibri"/>
-                <w:b w:val="0"/>
-                <w:i w:val="0"/>
-                <w:color w:val="1E2F38"/>
-                <w:sz w:val="20"/>
-              </w:rPr>
-              <w:t>Handover (weeks 15–18)</w:t>
-            </w:r>
-          </w:p>
-        </w:tc>
-        <w:tc>
-          <w:tcPr>
-            <w:tcW w:type="dxa" w:w="6336"/>
-            <w:tcBorders>
-              <w:top w:val="single" w:sz="8" w:color="D0DCDC"/>
-              <w:left w:val="single" w:sz="8" w:color="D0DCDC"/>
-              <w:bottom w:val="single" w:sz="8" w:color="D0DCDC"/>
-              <w:right w:val="single" w:sz="8" w:color="D0DCDC"/>
-            </w:tcBorders>
-          </w:tcPr>
-          <w:p>
-            <w:r/>
-            <w:r>
-              <w:rPr>
-                <w:rFonts w:ascii="Calibri" w:hAnsi="Calibri" w:eastAsia="Calibri"/>
-                <w:b w:val="0"/>
-                <w:i w:val="0"/>
-                <w:color w:val="1E2F38"/>
-                <w:sz w:val="20"/>
-              </w:rPr>
-              <w:t>Docs, training, hosting handover, maintenance plan</w:t>
-            </w:r>
-          </w:p>
-        </w:tc>
-      </w:tr>
-    </w:tbl>
-    <w:p/>
-    <w:p>
-      <w:pPr>
-        <w:spacing w:before="280" w:after="100"/>
-      </w:pPr>
-      <w:r>
-        <w:rPr>
-          <w:rFonts w:ascii="Calibri" w:hAnsi="Calibri" w:eastAsia="Calibri"/>
-          <w:b/>
-          <w:i w:val="0"/>
-          <w:color w:val="0A1F2E"/>
-          <w:sz w:val="36"/>
-        </w:rPr>
-        <w:t>8. Indicative Resources</w:t>
-      </w:r>
-    </w:p>
-    <w:tbl>
-      <w:tblPr>
-        <w:tblW w:type="auto" w:w="0"/>
-        <w:jc w:val="center"/>
-        <w:tblLook w:firstColumn="1" w:firstRow="1" w:lastColumn="0" w:lastRow="0" w:noHBand="0" w:noVBand="1" w:val="04A0"/>
-      </w:tblPr>
-      <w:tblGrid>
-        <w:gridCol w:w="3264"/>
-        <w:gridCol w:w="3264"/>
-        <w:gridCol w:w="3264"/>
-      </w:tblGrid>
-      <w:tr>
-        <w:tc>
-          <w:tcPr>
-            <w:tcW w:type="dxa" w:w="2880"/>
-            <w:shd w:fill="0D6E6E"/>
-            <w:tcBorders>
-              <w:top w:val="single" w:sz="8" w:color="0D6E6E"/>
-              <w:left w:val="single" w:sz="8" w:color="0D6E6E"/>
-              <w:bottom w:val="single" w:sz="8" w:color="0D6E6E"/>
-              <w:right w:val="single" w:sz="8" w:color="0D6E6E"/>
-            </w:tcBorders>
-          </w:tcPr>
-          <w:p>
-            <w:r/>
-            <w:r>
-              <w:rPr>
-                <w:rFonts w:ascii="Calibri" w:hAnsi="Calibri" w:eastAsia="Calibri"/>
-                <w:b/>
-                <w:i w:val="0"/>
-                <w:color w:val="FFFFFF"/>
-                <w:sz w:val="20"/>
-              </w:rPr>
-              <w:t>Item</w:t>
-            </w:r>
-          </w:p>
-        </w:tc>
-        <w:tc>
-          <w:tcPr>
-            <w:tcW w:type="dxa" w:w="4608"/>
-            <w:shd w:fill="0D6E6E"/>
-            <w:tcBorders>
-              <w:top w:val="single" w:sz="8" w:color="0D6E6E"/>
-              <w:left w:val="single" w:sz="8" w:color="0D6E6E"/>
-              <w:bottom w:val="single" w:sz="8" w:color="0D6E6E"/>
-              <w:right w:val="single" w:sz="8" w:color="0D6E6E"/>
-            </w:tcBorders>
-          </w:tcPr>
-          <w:p>
-            <w:r/>
-            <w:r>
-              <w:rPr>
-                <w:rFonts w:ascii="Calibri" w:hAnsi="Calibri" w:eastAsia="Calibri"/>
-                <w:b/>
-                <w:i w:val="0"/>
-                <w:color w:val="FFFFFF"/>
-                <w:sz w:val="20"/>
-              </w:rPr>
-              <w:t>Detail</w:t>
-            </w:r>
-          </w:p>
-        </w:tc>
-        <w:tc>
-          <w:tcPr>
-            <w:tcW w:type="dxa" w:w="1728"/>
-            <w:shd w:fill="0D6E6E"/>
-            <w:tcBorders>
-              <w:top w:val="single" w:sz="8" w:color="0D6E6E"/>
-              <w:left w:val="single" w:sz="8" w:color="0D6E6E"/>
-              <w:bottom w:val="single" w:sz="8" w:color="0D6E6E"/>
-              <w:right w:val="single" w:sz="8" w:color="0D6E6E"/>
-            </w:tcBorders>
-          </w:tcPr>
-          <w:p>
-            <w:r/>
-            <w:r>
-              <w:rPr>
-                <w:rFonts w:ascii="Calibri" w:hAnsi="Calibri" w:eastAsia="Calibri"/>
-                <w:b/>
-                <w:i w:val="0"/>
-                <w:color w:val="FFFFFF"/>
-                <w:sz w:val="20"/>
-              </w:rPr>
-              <w:t>Amount</w:t>
-            </w:r>
-          </w:p>
-        </w:tc>
-      </w:tr>
-      <w:tr>
-        <w:tc>
-          <w:tcPr>
-            <w:tcW w:type="dxa" w:w="2880"/>
-            <w:tcBorders>
-              <w:top w:val="single" w:sz="8" w:color="D0DCDC"/>
-              <w:left w:val="single" w:sz="8" w:color="D0DCDC"/>
-              <w:bottom w:val="single" w:sz="8" w:color="D0DCDC"/>
-              <w:right w:val="single" w:sz="8" w:color="D0DCDC"/>
-            </w:tcBorders>
-          </w:tcPr>
-          <w:p>
-            <w:r/>
-            <w:r>
-              <w:rPr>
-                <w:rFonts w:ascii="Calibri" w:hAnsi="Calibri" w:eastAsia="Calibri"/>
-                <w:b w:val="0"/>
-                <w:i w:val="0"/>
-                <w:color w:val="1E2F38"/>
-                <w:sz w:val="20"/>
-              </w:rPr>
-              <w:t>In-kind engineering</w:t>
-            </w:r>
-          </w:p>
-        </w:tc>
-        <w:tc>
-          <w:tcPr>
-            <w:tcW w:type="dxa" w:w="4608"/>
-            <w:tcBorders>
-              <w:top w:val="single" w:sz="8" w:color="D0DCDC"/>
-              <w:left w:val="single" w:sz="8" w:color="D0DCDC"/>
-              <w:bottom w:val="single" w:sz="8" w:color="D0DCDC"/>
-              <w:right w:val="single" w:sz="8" w:color="D0DCDC"/>
-            </w:tcBorders>
-          </w:tcPr>
-          <w:p>
-            <w:r/>
-            <w:r>
-              <w:rPr>
-                <w:rFonts w:ascii="Calibri" w:hAnsi="Calibri" w:eastAsia="Calibri"/>
-                <w:b w:val="0"/>
-                <w:i w:val="0"/>
-                <w:color w:val="1E2F38"/>
-                <w:sz w:val="20"/>
-              </w:rPr>
-              <w:t>Gadfly team time for MVP build</w:t>
-            </w:r>
-          </w:p>
-        </w:tc>
-        <w:tc>
-          <w:tcPr>
-            <w:tcW w:type="dxa" w:w="1728"/>
-            <w:tcBorders>
-              <w:top w:val="single" w:sz="8" w:color="D0DCDC"/>
-              <w:left w:val="single" w:sz="8" w:color="D0DCDC"/>
-              <w:bottom w:val="single" w:sz="8" w:color="D0DCDC"/>
-              <w:right w:val="single" w:sz="8" w:color="D0DCDC"/>
-            </w:tcBorders>
-          </w:tcPr>
-          <w:p>
-            <w:r/>
-            <w:r>
-              <w:rPr>
-                <w:rFonts w:ascii="Calibri" w:hAnsi="Calibri" w:eastAsia="Calibri"/>
-                <w:b w:val="0"/>
-                <w:i w:val="0"/>
-                <w:color w:val="1E2F38"/>
-                <w:sz w:val="20"/>
-              </w:rPr>
-              <w:t>In-kind</w:t>
-            </w:r>
-          </w:p>
-        </w:tc>
-      </w:tr>
-      <w:tr>
-        <w:tc>
-          <w:tcPr>
-            <w:tcW w:type="dxa" w:w="2880"/>
-            <w:shd w:fill="F7F5F0"/>
-            <w:tcBorders>
-              <w:top w:val="single" w:sz="8" w:color="D0DCDC"/>
-              <w:left w:val="single" w:sz="8" w:color="D0DCDC"/>
-              <w:bottom w:val="single" w:sz="8" w:color="D0DCDC"/>
-              <w:right w:val="single" w:sz="8" w:color="D0DCDC"/>
-            </w:tcBorders>
-          </w:tcPr>
-          <w:p>
-            <w:r/>
-            <w:r>
-              <w:rPr>
-                <w:rFonts w:ascii="Calibri" w:hAnsi="Calibri" w:eastAsia="Calibri"/>
-                <w:b w:val="0"/>
-                <w:i w:val="0"/>
-                <w:color w:val="1E2F38"/>
-                <w:sz w:val="20"/>
-              </w:rPr>
-              <w:t>FairBanks counterpart</w:t>
-            </w:r>
-          </w:p>
-        </w:tc>
-        <w:tc>
-          <w:tcPr>
-            <w:tcW w:type="dxa" w:w="4608"/>
-            <w:shd w:fill="F7F5F0"/>
-            <w:tcBorders>
-              <w:top w:val="single" w:sz="8" w:color="D0DCDC"/>
-              <w:left w:val="single" w:sz="8" w:color="D0DCDC"/>
-              <w:bottom w:val="single" w:sz="8" w:color="D0DCDC"/>
-              <w:right w:val="single" w:sz="8" w:color="D0DCDC"/>
-            </w:tcBorders>
-          </w:tcPr>
-          <w:p>
-            <w:r/>
-            <w:r>
-              <w:rPr>
-                <w:rFonts w:ascii="Calibri" w:hAnsi="Calibri" w:eastAsia="Calibri"/>
-                <w:b w:val="0"/>
-                <w:i w:val="0"/>
-                <w:color w:val="1E2F38"/>
-                <w:sz w:val="20"/>
-              </w:rPr>
-              <w:t>Clinical/product time, devices, hosting, training</w:t>
+              <w:t>Handover</w:t>
             </w:r>
           </w:p>
         </w:tc>
@@ -2313,218 +1399,13 @@
                 <w:color w:val="1E2F38"/>
                 <w:sz w:val="20"/>
               </w:rPr>
-              <w:t>In-kind + ops</w:t>
-            </w:r>
-          </w:p>
-        </w:tc>
-      </w:tr>
-      <w:tr>
-        <w:tc>
-          <w:tcPr>
-            <w:tcW w:type="dxa" w:w="2880"/>
-            <w:tcBorders>
-              <w:top w:val="single" w:sz="8" w:color="D0DCDC"/>
-              <w:left w:val="single" w:sz="8" w:color="D0DCDC"/>
-              <w:bottom w:val="single" w:sz="8" w:color="D0DCDC"/>
-              <w:right w:val="single" w:sz="8" w:color="D0DCDC"/>
-            </w:tcBorders>
-          </w:tcPr>
-          <w:p>
-            <w:r/>
-            <w:r>
-              <w:rPr>
-                <w:rFonts w:ascii="Calibri" w:hAnsi="Calibri" w:eastAsia="Calibri"/>
-                <w:b w:val="0"/>
-                <w:i w:val="0"/>
-                <w:color w:val="1E2F38"/>
-                <w:sz w:val="20"/>
-              </w:rPr>
-              <w:t>Total cash ask</w:t>
+              <w:t>Week 15+</w:t>
             </w:r>
           </w:p>
         </w:tc>
         <w:tc>
           <w:tcPr>
-            <w:tcW w:type="dxa" w:w="4608"/>
-            <w:tcBorders>
-              <w:top w:val="single" w:sz="8" w:color="D0DCDC"/>
-              <w:left w:val="single" w:sz="8" w:color="D0DCDC"/>
-              <w:bottom w:val="single" w:sz="8" w:color="D0DCDC"/>
-              <w:right w:val="single" w:sz="8" w:color="D0DCDC"/>
-            </w:tcBorders>
-          </w:tcPr>
-          <w:p>
-            <w:r/>
-            <w:r>
-              <w:rPr>
-                <w:rFonts w:ascii="Calibri" w:hAnsi="Calibri" w:eastAsia="Calibri"/>
-                <w:b w:val="0"/>
-                <w:i w:val="0"/>
-                <w:color w:val="1E2F38"/>
-                <w:sz w:val="20"/>
-              </w:rPr>
-              <w:t>None — this is an in-kind grant</w:t>
-            </w:r>
-          </w:p>
-        </w:tc>
-        <w:tc>
-          <w:tcPr>
-            <w:tcW w:type="dxa" w:w="1728"/>
-            <w:tcBorders>
-              <w:top w:val="single" w:sz="8" w:color="D0DCDC"/>
-              <w:left w:val="single" w:sz="8" w:color="D0DCDC"/>
-              <w:bottom w:val="single" w:sz="8" w:color="D0DCDC"/>
-              <w:right w:val="single" w:sz="8" w:color="D0DCDC"/>
-            </w:tcBorders>
-          </w:tcPr>
-          <w:p>
-            <w:r/>
-            <w:r>
-              <w:rPr>
-                <w:rFonts w:ascii="Calibri" w:hAnsi="Calibri" w:eastAsia="Calibri"/>
-                <w:b w:val="0"/>
-                <w:i w:val="0"/>
-                <w:color w:val="1E2F38"/>
-                <w:sz w:val="20"/>
-              </w:rPr>
-              <w:t>US$0</w:t>
-            </w:r>
-          </w:p>
-        </w:tc>
-      </w:tr>
-    </w:tbl>
-    <w:p/>
-    <w:p>
-      <w:pPr>
-        <w:spacing w:before="280" w:after="100"/>
-      </w:pPr>
-      <w:r>
-        <w:rPr>
-          <w:rFonts w:ascii="Calibri" w:hAnsi="Calibri" w:eastAsia="Calibri"/>
-          <w:b/>
-          <w:i w:val="0"/>
-          <w:color w:val="0A1F2E"/>
-          <w:sz w:val="36"/>
-        </w:rPr>
-        <w:t>9. Risks &amp; Safeguards</w:t>
-      </w:r>
-    </w:p>
-    <w:tbl>
-      <w:tblPr>
-        <w:tblW w:type="auto" w:w="0"/>
-        <w:jc w:val="center"/>
-        <w:tblLook w:firstColumn="1" w:firstRow="1" w:lastColumn="0" w:lastRow="0" w:noHBand="0" w:noVBand="1" w:val="04A0"/>
-      </w:tblPr>
-      <w:tblGrid>
-        <w:gridCol w:w="4896"/>
-        <w:gridCol w:w="4896"/>
-      </w:tblGrid>
-      <w:tr>
-        <w:tc>
-          <w:tcPr>
-            <w:tcW w:type="dxa" w:w="3456"/>
-            <w:shd w:fill="0D6E6E"/>
-            <w:tcBorders>
-              <w:top w:val="single" w:sz="8" w:color="0D6E6E"/>
-              <w:left w:val="single" w:sz="8" w:color="0D6E6E"/>
-              <w:bottom w:val="single" w:sz="8" w:color="0D6E6E"/>
-              <w:right w:val="single" w:sz="8" w:color="0D6E6E"/>
-            </w:tcBorders>
-          </w:tcPr>
-          <w:p>
-            <w:r/>
-            <w:r>
-              <w:rPr>
-                <w:rFonts w:ascii="Calibri" w:hAnsi="Calibri" w:eastAsia="Calibri"/>
-                <w:b/>
-                <w:i w:val="0"/>
-                <w:color w:val="FFFFFF"/>
-                <w:sz w:val="20"/>
-              </w:rPr>
-              <w:t>Risk</w:t>
-            </w:r>
-          </w:p>
-        </w:tc>
-        <w:tc>
-          <w:tcPr>
-            <w:tcW w:type="dxa" w:w="5760"/>
-            <w:shd w:fill="0D6E6E"/>
-            <w:tcBorders>
-              <w:top w:val="single" w:sz="8" w:color="0D6E6E"/>
-              <w:left w:val="single" w:sz="8" w:color="0D6E6E"/>
-              <w:bottom w:val="single" w:sz="8" w:color="0D6E6E"/>
-              <w:right w:val="single" w:sz="8" w:color="0D6E6E"/>
-            </w:tcBorders>
-          </w:tcPr>
-          <w:p>
-            <w:r/>
-            <w:r>
-              <w:rPr>
-                <w:rFonts w:ascii="Calibri" w:hAnsi="Calibri" w:eastAsia="Calibri"/>
-                <w:b/>
-                <w:i w:val="0"/>
-                <w:color w:val="FFFFFF"/>
-                <w:sz w:val="20"/>
-              </w:rPr>
-              <w:t>Mitigation</w:t>
-            </w:r>
-          </w:p>
-        </w:tc>
-      </w:tr>
-      <w:tr>
-        <w:tc>
-          <w:tcPr>
-            <w:tcW w:type="dxa" w:w="3456"/>
-            <w:tcBorders>
-              <w:top w:val="single" w:sz="8" w:color="D0DCDC"/>
-              <w:left w:val="single" w:sz="8" w:color="D0DCDC"/>
-              <w:bottom w:val="single" w:sz="8" w:color="D0DCDC"/>
-              <w:right w:val="single" w:sz="8" w:color="D0DCDC"/>
-            </w:tcBorders>
-          </w:tcPr>
-          <w:p>
-            <w:r/>
-            <w:r>
-              <w:rPr>
-                <w:rFonts w:ascii="Calibri" w:hAnsi="Calibri" w:eastAsia="Calibri"/>
-                <w:b w:val="0"/>
-                <w:i w:val="0"/>
-                <w:color w:val="1E2F38"/>
-                <w:sz w:val="20"/>
-              </w:rPr>
-              <w:t>Data quality in the field</w:t>
-            </w:r>
-          </w:p>
-        </w:tc>
-        <w:tc>
-          <w:tcPr>
-            <w:tcW w:type="dxa" w:w="5760"/>
-            <w:tcBorders>
-              <w:top w:val="single" w:sz="8" w:color="D0DCDC"/>
-              <w:left w:val="single" w:sz="8" w:color="D0DCDC"/>
-              <w:bottom w:val="single" w:sz="8" w:color="D0DCDC"/>
-              <w:right w:val="single" w:sz="8" w:color="D0DCDC"/>
-            </w:tcBorders>
-          </w:tcPr>
-          <w:p>
-            <w:r/>
-            <w:r>
-              <w:rPr>
-                <w:rFonts w:ascii="Calibri" w:hAnsi="Calibri" w:eastAsia="Calibri"/>
-                <w:b w:val="0"/>
-                <w:i w:val="0"/>
-                <w:color w:val="1E2F38"/>
-                <w:sz w:val="20"/>
-              </w:rPr>
-              <w:t>Structured forms, validation, CHW training and supervision</w:t>
-            </w:r>
-          </w:p>
-        </w:tc>
-      </w:tr>
-      <w:tr>
-        <w:tc>
-          <w:tcPr>
-            <w:tcW w:type="dxa" w:w="3456"/>
+            <w:tcW w:type="dxa" w:w="5184"/>
             <w:shd w:fill="F7F5F0"/>
             <w:tcBorders>
               <w:top w:val="single" w:sz="8" w:color="D0DCDC"/>
@@ -2543,134 +1424,7 @@
                 <w:color w:val="1E2F38"/>
                 <w:sz w:val="20"/>
               </w:rPr>
-              <w:t>Low digital literacy</w:t>
-            </w:r>
-          </w:p>
-        </w:tc>
-        <w:tc>
-          <w:tcPr>
-            <w:tcW w:type="dxa" w:w="5760"/>
-            <w:shd w:fill="F7F5F0"/>
-            <w:tcBorders>
-              <w:top w:val="single" w:sz="8" w:color="D0DCDC"/>
-              <w:left w:val="single" w:sz="8" w:color="D0DCDC"/>
-              <w:bottom w:val="single" w:sz="8" w:color="D0DCDC"/>
-              <w:right w:val="single" w:sz="8" w:color="D0DCDC"/>
-            </w:tcBorders>
-          </w:tcPr>
-          <w:p>
-            <w:r/>
-            <w:r>
-              <w:rPr>
-                <w:rFonts w:ascii="Calibri" w:hAnsi="Calibri" w:eastAsia="Calibri"/>
-                <w:b w:val="0"/>
-                <w:i w:val="0"/>
-                <w:color w:val="1E2F38"/>
-                <w:sz w:val="20"/>
-              </w:rPr>
-              <w:t>Simple offline UX, local-language support, supervised rollout</w:t>
-            </w:r>
-          </w:p>
-        </w:tc>
-      </w:tr>
-      <w:tr>
-        <w:tc>
-          <w:tcPr>
-            <w:tcW w:type="dxa" w:w="3456"/>
-            <w:tcBorders>
-              <w:top w:val="single" w:sz="8" w:color="D0DCDC"/>
-              <w:left w:val="single" w:sz="8" w:color="D0DCDC"/>
-              <w:bottom w:val="single" w:sz="8" w:color="D0DCDC"/>
-              <w:right w:val="single" w:sz="8" w:color="D0DCDC"/>
-            </w:tcBorders>
-          </w:tcPr>
-          <w:p>
-            <w:r/>
-            <w:r>
-              <w:rPr>
-                <w:rFonts w:ascii="Calibri" w:hAnsi="Calibri" w:eastAsia="Calibri"/>
-                <w:b w:val="0"/>
-                <w:i w:val="0"/>
-                <w:color w:val="1E2F38"/>
-                <w:sz w:val="20"/>
-              </w:rPr>
-              <w:t>Privacy and consent</w:t>
-            </w:r>
-          </w:p>
-        </w:tc>
-        <w:tc>
-          <w:tcPr>
-            <w:tcW w:type="dxa" w:w="5760"/>
-            <w:tcBorders>
-              <w:top w:val="single" w:sz="8" w:color="D0DCDC"/>
-              <w:left w:val="single" w:sz="8" w:color="D0DCDC"/>
-              <w:bottom w:val="single" w:sz="8" w:color="D0DCDC"/>
-              <w:right w:val="single" w:sz="8" w:color="D0DCDC"/>
-            </w:tcBorders>
-          </w:tcPr>
-          <w:p>
-            <w:r/>
-            <w:r>
-              <w:rPr>
-                <w:rFonts w:ascii="Calibri" w:hAnsi="Calibri" w:eastAsia="Calibri"/>
-                <w:b w:val="0"/>
-                <w:i w:val="0"/>
-                <w:color w:val="1E2F38"/>
-                <w:sz w:val="20"/>
-              </w:rPr>
-              <w:t>Ethical governance aligned with Uganda data protection rules</w:t>
-            </w:r>
-          </w:p>
-        </w:tc>
-      </w:tr>
-      <w:tr>
-        <w:tc>
-          <w:tcPr>
-            <w:tcW w:type="dxa" w:w="3456"/>
-            <w:shd w:fill="F7F5F0"/>
-            <w:tcBorders>
-              <w:top w:val="single" w:sz="8" w:color="D0DCDC"/>
-              <w:left w:val="single" w:sz="8" w:color="D0DCDC"/>
-              <w:bottom w:val="single" w:sz="8" w:color="D0DCDC"/>
-              <w:right w:val="single" w:sz="8" w:color="D0DCDC"/>
-            </w:tcBorders>
-          </w:tcPr>
-          <w:p>
-            <w:r/>
-            <w:r>
-              <w:rPr>
-                <w:rFonts w:ascii="Calibri" w:hAnsi="Calibri" w:eastAsia="Calibri"/>
-                <w:b w:val="0"/>
-                <w:i w:val="0"/>
-                <w:color w:val="1E2F38"/>
-                <w:sz w:val="20"/>
-              </w:rPr>
-              <w:t>Adoption by partners</w:t>
-            </w:r>
-          </w:p>
-        </w:tc>
-        <w:tc>
-          <w:tcPr>
-            <w:tcW w:type="dxa" w:w="5760"/>
-            <w:shd w:fill="F7F5F0"/>
-            <w:tcBorders>
-              <w:top w:val="single" w:sz="8" w:color="D0DCDC"/>
-              <w:left w:val="single" w:sz="8" w:color="D0DCDC"/>
-              <w:bottom w:val="single" w:sz="8" w:color="D0DCDC"/>
-              <w:right w:val="single" w:sz="8" w:color="D0DCDC"/>
-            </w:tcBorders>
-          </w:tcPr>
-          <w:p>
-            <w:r/>
-            <w:r>
-              <w:rPr>
-                <w:rFonts w:ascii="Calibri" w:hAnsi="Calibri" w:eastAsia="Calibri"/>
-                <w:b w:val="0"/>
-                <w:i w:val="0"/>
-                <w:color w:val="1E2F38"/>
-                <w:sz w:val="20"/>
-              </w:rPr>
-              <w:t>Co-design with CHWs, clinics, and district users from day one</w:t>
+              <w:t>Source repo, docs, admin guide, knowledge transfer sessions</w:t>
             </w:r>
           </w:p>
         </w:tc>
@@ -2679,7 +1433,7 @@
     <w:p/>
     <w:p>
       <w:pPr>
-        <w:spacing w:before="280" w:after="100"/>
+        <w:spacing w:before="280" w:after="120"/>
       </w:pPr>
       <w:r>
         <w:rPr>
@@ -2687,20 +1441,115 @@
           <w:b/>
           <w:i w:val="0"/>
           <w:color w:val="0A1F2E"/>
-          <w:sz w:val="36"/>
+          <w:sz w:val="40"/>
         </w:rPr>
-        <w:t>10. Closing Ask</w:t>
+        <w:t>6. Handover &amp; ownership</w:t>
       </w:r>
     </w:p>
     <w:p>
       <w:pPr>
-        <w:spacing w:before="80" w:after="40"/>
+        <w:spacing w:after="160"/>
+        <w:jc w:val="left"/>
+      </w:pPr>
+      <w:r>
+        <w:rPr>
+          <w:rFonts w:ascii="Calibri" w:hAnsi="Calibri" w:eastAsia="Calibri"/>
+          <w:b w:val="0"/>
+          <w:i w:val="0"/>
+          <w:color w:val="1E2F38"/>
+          <w:sz w:val="22"/>
+        </w:rPr>
+        <w:t>FairBanks must own and operate this system after Gadfly's build. Handover includes:</w:t>
+      </w:r>
+    </w:p>
+    <w:p>
+      <w:pPr>
+        <w:pStyle w:val="ListBullet"/>
+        <w:spacing w:after="60"/>
+      </w:pPr>
+      <w:r>
+        <w:rPr>
+          <w:rFonts w:ascii="Calibri" w:hAnsi="Calibri" w:eastAsia="Calibri"/>
+          <w:b w:val="0"/>
+          <w:i w:val="0"/>
+          <w:color w:val="1E2F38"/>
+          <w:sz w:val="22"/>
+        </w:rPr>
+        <w:t>Full source code in FairBanks-owned repository with clear README and environment setup</w:t>
+      </w:r>
+    </w:p>
+    <w:p>
+      <w:pPr>
+        <w:pStyle w:val="ListBullet"/>
+        <w:spacing w:after="60"/>
+      </w:pPr>
+      <w:r>
+        <w:rPr>
+          <w:rFonts w:ascii="Calibri" w:hAnsi="Calibri" w:eastAsia="Calibri"/>
+          <w:b w:val="0"/>
+          <w:i w:val="0"/>
+          <w:color w:val="1E2F38"/>
+          <w:sz w:val="22"/>
+        </w:rPr>
+        <w:t>Architecture diagram and API documentation for future developers</w:t>
+      </w:r>
+    </w:p>
+    <w:p>
+      <w:pPr>
+        <w:pStyle w:val="ListBullet"/>
+        <w:spacing w:after="60"/>
+      </w:pPr>
+      <w:r>
+        <w:rPr>
+          <w:rFonts w:ascii="Calibri" w:hAnsi="Calibri" w:eastAsia="Calibri"/>
+          <w:b w:val="0"/>
+          <w:i w:val="0"/>
+          <w:color w:val="1E2F38"/>
+          <w:sz w:val="22"/>
+        </w:rPr>
+        <w:t>Admin and CHW user guides (simple language, screenshots)</w:t>
+      </w:r>
+    </w:p>
+    <w:p>
+      <w:pPr>
+        <w:pStyle w:val="ListBullet"/>
+        <w:spacing w:after="60"/>
+      </w:pPr>
+      <w:r>
+        <w:rPr>
+          <w:rFonts w:ascii="Calibri" w:hAnsi="Calibri" w:eastAsia="Calibri"/>
+          <w:b w:val="0"/>
+          <w:i w:val="0"/>
+          <w:color w:val="1E2F38"/>
+          <w:sz w:val="22"/>
+        </w:rPr>
+        <w:t>Two live knowledge-transfer sessions with FairBanks technical lead</w:t>
+      </w:r>
+    </w:p>
+    <w:p>
+      <w:pPr>
+        <w:pStyle w:val="ListBullet"/>
+        <w:spacing w:after="60"/>
+      </w:pPr>
+      <w:r>
+        <w:rPr>
+          <w:rFonts w:ascii="Calibri" w:hAnsi="Calibri" w:eastAsia="Calibri"/>
+          <w:b w:val="0"/>
+          <w:i w:val="0"/>
+          <w:color w:val="1E2F38"/>
+          <w:sz w:val="22"/>
+        </w:rPr>
+        <w:t>30-day post-handover support window for critical defects</w:t>
+      </w:r>
+    </w:p>
+    <w:p>
+      <w:pPr>
         <w:jc w:val="center"/>
       </w:pPr>
       <w:r>
         <w:drawing>
           <wp:inline xmlns:a="http://schemas.openxmlformats.org/drawingml/2006/main" xmlns:pic="http://schemas.openxmlformats.org/drawingml/2006/picture">
-            <wp:extent cx="4390688" cy="2926080"/>
+            <wp:extent cx="4665106" cy="3108960"/>
             <wp:docPr id="5" name="Picture 5"/>
             <wp:cNvGraphicFramePr>
               <a:graphicFrameLocks noChangeAspect="1"/>
@@ -2709,7 +1558,7 @@
               <a:graphicData uri="http://schemas.openxmlformats.org/drawingml/2006/picture">
                 <pic:pic>
                   <pic:nvPicPr>
-                    <pic:cNvPr id="0" name="outreach_audience_full_group_01_opt.jpg"/>
+                    <pic:cNvPr id="0" name="indoor_training_staff_presenting_01_opt.jpg"/>
                     <pic:cNvPicPr/>
                   </pic:nvPicPr>
                   <pic:blipFill>
@@ -2721,7 +1570,7 @@
                   <pic:spPr>
                     <a:xfrm>
                       <a:off x="0" y="0"/>
-                      <a:ext cx="4390688" cy="2926080"/>
+                      <a:ext cx="4665106" cy="3108960"/>
                     </a:xfrm>
                     <a:prstGeom prst="rect"/>
                   </pic:spPr>
@@ -2734,7 +1583,7 @@
     </w:p>
     <w:p>
       <w:pPr>
-        <w:spacing w:after="200" w:before="40" w:line="288" w:lineRule="auto"/>
+        <w:spacing w:after="200"/>
         <w:jc w:val="center"/>
       </w:pPr>
       <w:r>
@@ -2745,13 +1594,28 @@
           <w:color w:val="3A4A54"/>
           <w:sz w:val="18"/>
         </w:rPr>
-        <w:t>From community needs to lasting health impact</w:t>
+        <w:t>Training CHWs and staff on the finished product</w:t>
       </w:r>
     </w:p>
     <w:p>
       <w:pPr>
-        <w:spacing w:after="160" w:before="0" w:line="288" w:lineRule="auto"/>
-        <w:jc w:val="left"/>
+        <w:spacing w:before="280" w:after="120"/>
+      </w:pPr>
+      <w:r>
+        <w:rPr>
+          <w:rFonts w:ascii="Calibri" w:hAnsi="Calibri" w:eastAsia="Calibri"/>
+          <w:b/>
+          <w:i w:val="0"/>
+          <w:color w:val="0A1F2E"/>
+          <w:sz w:val="40"/>
+        </w:rPr>
+        <w:t>7. Impact metrics Gadfly can reference</w:t>
+      </w:r>
+    </w:p>
+    <w:p>
+      <w:pPr>
+        <w:pStyle w:val="ListBullet"/>
+        <w:spacing w:after="60"/>
       </w:pPr>
       <w:r>
         <w:rPr>
@@ -2761,13 +1625,13 @@
           <w:color w:val="1E2F38"/>
           <w:sz w:val="22"/>
         </w:rPr>
-        <w:t>Gadfly multiplies mission through code. FairBanks will put that code in the hands of CHWs who already walk our communities.</w:t>
+        <w:t>Active CHW users submitting at least weekly during pilot</w:t>
       </w:r>
     </w:p>
     <w:p>
       <w:pPr>
-        <w:spacing w:after="160" w:before="0" w:line="288" w:lineRule="auto"/>
-        <w:jc w:val="left"/>
+        <w:pStyle w:val="ListBullet"/>
+        <w:spacing w:after="60"/>
       </w:pPr>
       <w:r>
         <w:rPr>
@@ -2777,12 +1641,76 @@
           <w:color w:val="1E2F38"/>
           <w:sz w:val="22"/>
         </w:rPr>
-        <w:t>We ask for selection in the current review cycle so communities benefit sooner.</w:t>
+        <w:t>Median sync time from field submission to dashboard visibility</w:t>
       </w:r>
     </w:p>
     <w:p>
       <w:pPr>
-        <w:spacing w:after="160" w:before="160" w:line="288" w:lineRule="auto"/>
+        <w:pStyle w:val="ListBullet"/>
+        <w:spacing w:after="60"/>
+      </w:pPr>
+      <w:r>
+        <w:rPr>
+          <w:rFonts w:ascii="Calibri" w:hAnsi="Calibri" w:eastAsia="Calibri"/>
+          <w:b w:val="0"/>
+          <w:i w:val="0"/>
+          <w:color w:val="1E2F38"/>
+          <w:sz w:val="22"/>
+        </w:rPr>
+        <w:t>Referrals triggered from flagged high-risk captures</w:t>
+      </w:r>
+    </w:p>
+    <w:p>
+      <w:pPr>
+        <w:pStyle w:val="ListBullet"/>
+        <w:spacing w:after="60"/>
+      </w:pPr>
+      <w:r>
+        <w:rPr>
+          <w:rFonts w:ascii="Calibri" w:hAnsi="Calibri" w:eastAsia="Calibri"/>
+          <w:b w:val="0"/>
+          <w:i w:val="0"/>
+          <w:color w:val="1E2F38"/>
+          <w:sz w:val="22"/>
+        </w:rPr>
+        <w:t>Community members reached through structured digital records (not paper-only)</w:t>
+      </w:r>
+    </w:p>
+    <w:p>
+      <w:pPr>
+        <w:spacing w:after="160"/>
+        <w:jc w:val="left"/>
+      </w:pPr>
+      <w:r>
+        <w:rPr>
+          <w:rFonts w:ascii="Calibri" w:hAnsi="Calibri" w:eastAsia="Calibri"/>
+          <w:b w:val="0"/>
+          <w:i/>
+          <w:color w:val="3A4A54"/>
+          <w:sz w:val="18"/>
+        </w:rPr>
+        <w:t>Grant details and cycle dates: see the official Gadfly programme page.</w:t>
+      </w:r>
+    </w:p>
+    <w:p>
+      <w:pPr>
+        <w:spacing w:after="80"/>
+        <w:jc w:val="left"/>
+      </w:pPr>
+      <w:r>
+        <w:rPr>
+          <w:rFonts w:ascii="Calibri" w:hAnsi="Calibri" w:eastAsia="Calibri"/>
+          <w:b w:val="0"/>
+          <w:i w:val="0"/>
+          <w:color w:val="0D6E6E"/>
+          <w:sz w:val="16"/>
+        </w:rPr>
+        <w:t>https://opportunitiesforyouth.org/2026/07/16/the-gadfly-project-custom-web-application-grant-2026-apply-for-in-kind-software-development-support-worth-up-to-us100000/</w:t>
+      </w:r>
+    </w:p>
+    <w:p>
+      <w:pPr>
+        <w:spacing w:after="160"/>
         <w:jc w:val="center"/>
       </w:pPr>
       <w:r>
@@ -2794,22 +1722,6 @@
           <w:sz w:val="24"/>
         </w:rPr>
         <w:t>Your health, our mission.</w:t>
-      </w:r>
-    </w:p>
-    <w:p>
-      <w:pPr>
-        <w:spacing w:after="160" w:before="160" w:line="288" w:lineRule="auto"/>
-        <w:jc w:val="center"/>
-      </w:pPr>
-      <w:r>
-        <w:rPr>
-          <w:rFonts w:ascii="Calibri" w:hAnsi="Calibri" w:eastAsia="Calibri"/>
-          <w:b w:val="0"/>
-          <w:i/>
-          <w:color w:val="3A4A54"/>
-          <w:sz w:val="16"/>
-        </w:rPr>
-        <w:t>Aligned with: https://opportunitiesforyouth.org/2026/07/16/the-gadfly-project-custom-web-application-grant-2026-apply-for-in-kind-software-development-support-worth-up-to-us100000/</w:t>
       </w:r>
     </w:p>
     <w:sectPr>
